--- a/en/scientists/CV/Word/Kurban_Vefa_CV_EN.docx
+++ b/en/scientists/CV/Word/Kurban_Vefa_CV_EN.docx
@@ -1141,7 +1141,7 @@
                 <w:sz w:val="21"/>
                 <w:szCs w:val="21"/>
               </w:rPr>
-              <w:t>The CV prints the range 2021–2021</w:t>
+              <w:t>2021</w:t>
             </w:r>
           </w:p>
         </w:tc>
@@ -1536,7 +1536,171 @@
           <w:sz w:val="21"/>
           <w:szCs w:val="21"/>
         </w:rPr>
-        <w:t xml:space="preserve">1. 18. C. Yazılan ulusal/uluslararası kitaplar veya kitaplardaki bölümler: C1. Yazılan ulusal/uluslararası kitaplar: Historical Background of the Karabakh Conflict and Shusha, the Cultural Capital (2023)., </w:t>
+        <w:t>1. C. Yazılan ulusal/uluslararası kitaplar veya kitaplardaki bölümler: C1. Yazılan ulusal/uluslararası kitaplar: Historical Background of the Karabakh Conflict and Shusha, the Cultural Capital (2023)., KURBAN VEFA, Cambridge Scholars Publishing, Basım sayısı:1, Sayfa Sayısı 595, ISBN:ISBN: 1-5275-1263- 0, İngilizce(Bilimsel Kitap)</w:t>
+      </w:r>
+      <w:r>
+        <w:rPr>
+          <w:rFonts w:ascii="Times New Roman" w:cs="Times New Roman" w:eastAsia="Times New Roman" w:hAnsi="Times New Roman"/>
+          <w:b/>
+          <w:bCs/>
+          <w:sz w:val="21"/>
+          <w:szCs w:val="21"/>
+        </w:rPr>
+      </w:r>
+      <w:r>
+        <w:rPr>
+          <w:rFonts w:ascii="Times New Roman" w:cs="Times New Roman" w:eastAsia="Times New Roman" w:hAnsi="Times New Roman"/>
+          <w:sz w:val="21"/>
+          <w:szCs w:val="21"/>
+        </w:rPr>
+      </w:r>
+    </w:p>
+    <w:p>
+      <w:pPr>
+        <w:spacing w:after="80"/>
+      </w:pPr>
+      <w:r>
+        <w:rPr>
+          <w:rFonts w:ascii="Times New Roman" w:cs="Times New Roman" w:eastAsia="Times New Roman" w:hAnsi="Times New Roman"/>
+          <w:sz w:val="21"/>
+          <w:szCs w:val="21"/>
+        </w:rPr>
+        <w:t>2. STRATEJİK PARALAKSIN DOĞDUĞU NOKTADATÜRK VE RUS İLİŞKİLERİNİN GELECEĞİ:KIBRIS VE ÖTESİ (2020)., ERGÜN OĞUZHAN,KURBAN VEFA,ÇÜMEN NUR,GÜL BURCU, Iksad, Editör:Doç. Dr. Vefa KURBAN, Basım sayısı:1, Sayfa Sayısı 212, ISBN:978-625-7914-82-6, Türkçe(Bilimsel Kitap)</w:t>
+      </w:r>
+      <w:r>
+        <w:rPr>
+          <w:rFonts w:ascii="Times New Roman" w:cs="Times New Roman" w:eastAsia="Times New Roman" w:hAnsi="Times New Roman"/>
+          <w:b/>
+          <w:bCs/>
+          <w:sz w:val="21"/>
+          <w:szCs w:val="21"/>
+        </w:rPr>
+      </w:r>
+      <w:r>
+        <w:rPr>
+          <w:rFonts w:ascii="Times New Roman" w:cs="Times New Roman" w:eastAsia="Times New Roman" w:hAnsi="Times New Roman"/>
+          <w:sz w:val="21"/>
+          <w:szCs w:val="21"/>
+        </w:rPr>
+      </w:r>
+      <w:r>
+        <w:rPr>
+          <w:rFonts w:ascii="Times New Roman" w:cs="Times New Roman" w:eastAsia="Times New Roman" w:hAnsi="Times New Roman"/>
+          <w:b/>
+          <w:bCs/>
+          <w:sz w:val="21"/>
+          <w:szCs w:val="21"/>
+        </w:rPr>
+      </w:r>
+      <w:r>
+        <w:rPr>
+          <w:rFonts w:ascii="Times New Roman" w:cs="Times New Roman" w:eastAsia="Times New Roman" w:hAnsi="Times New Roman"/>
+          <w:sz w:val="21"/>
+          <w:szCs w:val="21"/>
+        </w:rPr>
+      </w:r>
+      <w:r>
+        <w:rPr>
+          <w:rFonts w:ascii="Times New Roman" w:cs="Times New Roman" w:eastAsia="Times New Roman" w:hAnsi="Times New Roman"/>
+          <w:b/>
+          <w:bCs/>
+          <w:sz w:val="21"/>
+          <w:szCs w:val="21"/>
+        </w:rPr>
+      </w:r>
+      <w:r>
+        <w:rPr>
+          <w:rFonts w:ascii="Times New Roman" w:cs="Times New Roman" w:eastAsia="Times New Roman" w:hAnsi="Times New Roman"/>
+          <w:sz w:val="21"/>
+          <w:szCs w:val="21"/>
+        </w:rPr>
+      </w:r>
+    </w:p>
+    <w:p>
+      <w:pPr>
+        <w:spacing w:after="80"/>
+      </w:pPr>
+      <w:r>
+        <w:rPr>
+          <w:rFonts w:ascii="Times New Roman" w:cs="Times New Roman" w:eastAsia="Times New Roman" w:hAnsi="Times New Roman"/>
+          <w:sz w:val="21"/>
+          <w:szCs w:val="21"/>
+        </w:rPr>
+        <w:t>3. The Caucasus Policy of Russia in the Early 21st Century (2020)., KURBAN VEFA, Cambridge Scholars Publishing, Editör:KURBAN VEFA, Basım sayısı:1, Sayfa Sayısı 159, ISBN:(10):1-5275-5788-X, İngilizce(Bilimsel Kitap)</w:t>
+      </w:r>
+      <w:r>
+        <w:rPr>
+          <w:rFonts w:ascii="Times New Roman" w:cs="Times New Roman" w:eastAsia="Times New Roman" w:hAnsi="Times New Roman"/>
+          <w:b/>
+          <w:bCs/>
+          <w:sz w:val="21"/>
+          <w:szCs w:val="21"/>
+        </w:rPr>
+      </w:r>
+      <w:r>
+        <w:rPr>
+          <w:rFonts w:ascii="Times New Roman" w:cs="Times New Roman" w:eastAsia="Times New Roman" w:hAnsi="Times New Roman"/>
+          <w:sz w:val="21"/>
+          <w:szCs w:val="21"/>
+        </w:rPr>
+      </w:r>
+      <w:r>
+        <w:rPr>
+          <w:rFonts w:ascii="Times New Roman" w:cs="Times New Roman" w:eastAsia="Times New Roman" w:hAnsi="Times New Roman"/>
+          <w:b/>
+          <w:bCs/>
+          <w:sz w:val="21"/>
+          <w:szCs w:val="21"/>
+        </w:rPr>
+      </w:r>
+      <w:r>
+        <w:rPr>
+          <w:rFonts w:ascii="Times New Roman" w:cs="Times New Roman" w:eastAsia="Times New Roman" w:hAnsi="Times New Roman"/>
+          <w:sz w:val="21"/>
+          <w:szCs w:val="21"/>
+        </w:rPr>
+      </w:r>
+    </w:p>
+    <w:p>
+      <w:pPr>
+        <w:spacing w:after="80"/>
+      </w:pPr>
+      <w:r>
+        <w:rPr>
+          <w:rFonts w:ascii="Times New Roman" w:cs="Times New Roman" w:eastAsia="Times New Roman" w:hAnsi="Times New Roman"/>
+          <w:sz w:val="21"/>
+          <w:szCs w:val="21"/>
+        </w:rPr>
+        <w:t>4. Sovyet Sosyalist Cumhuriyetler Birliği Tarihi (2020)., KURBAN VEFA, Yeditepe, Basım sayısı:1, Sayfa Sayısı 464, ISBN:9786057800657, Türkçe(Bilimsel Kitap)</w:t>
+      </w:r>
+      <w:r>
+        <w:rPr>
+          <w:rFonts w:ascii="Times New Roman" w:cs="Times New Roman" w:eastAsia="Times New Roman" w:hAnsi="Times New Roman"/>
+          <w:b/>
+          <w:bCs/>
+          <w:sz w:val="21"/>
+          <w:szCs w:val="21"/>
+        </w:rPr>
+      </w:r>
+      <w:r>
+        <w:rPr>
+          <w:rFonts w:ascii="Times New Roman" w:cs="Times New Roman" w:eastAsia="Times New Roman" w:hAnsi="Times New Roman"/>
+          <w:sz w:val="21"/>
+          <w:szCs w:val="21"/>
+        </w:rPr>
+      </w:r>
+    </w:p>
+    <w:p>
+      <w:pPr>
+        <w:spacing w:after="80"/>
+      </w:pPr>
+      <w:r>
+        <w:rPr>
+          <w:rFonts w:ascii="Times New Roman" w:cs="Times New Roman" w:eastAsia="Times New Roman" w:hAnsi="Times New Roman"/>
+          <w:sz w:val="21"/>
+          <w:szCs w:val="21"/>
+        </w:rPr>
+        <w:t xml:space="preserve">5. No: 6539776) 5. TARİHİ, SOSYO-KÜLTÜREL YAPISI VE SİYASAL YÖNLERİYLE ÇEÇENLER (2020)., </w:t>
       </w:r>
       <w:r>
         <w:rPr>
@@ -1554,184 +1718,6 @@
           <w:sz w:val="21"/>
           <w:szCs w:val="21"/>
         </w:rPr>
-        <w:t xml:space="preserve"> VEFA, Cambridge Scholars Publishing, Basım sayısı:1, Sayfa Sayısı 595, ISBN:ISBN: 1-5275-1263- 0, İngilizce(Bilimsel Kitap)</w:t>
-      </w:r>
-    </w:p>
-    <w:p>
-      <w:pPr>
-        <w:spacing w:after="80"/>
-      </w:pPr>
-      <w:r>
-        <w:rPr>
-          <w:rFonts w:ascii="Times New Roman" w:cs="Times New Roman" w:eastAsia="Times New Roman" w:hAnsi="Times New Roman"/>
-          <w:sz w:val="21"/>
-          <w:szCs w:val="21"/>
-        </w:rPr>
-        <w:t>2. 1. STRATEJİK PARALAKSIN DOĞDUĞU NOKTADATÜRK VE RUS İLİŞKİLERİNİN GELECEĞİ:KIBRIS VE ÖTESİ (2020)., ERGÜN OĞUZHAN,</w:t>
-      </w:r>
-      <w:r>
-        <w:rPr>
-          <w:rFonts w:ascii="Times New Roman" w:cs="Times New Roman" w:eastAsia="Times New Roman" w:hAnsi="Times New Roman"/>
-          <w:b/>
-          <w:bCs/>
-          <w:sz w:val="21"/>
-          <w:szCs w:val="21"/>
-        </w:rPr>
-        <w:t>KURBAN</w:t>
-      </w:r>
-      <w:r>
-        <w:rPr>
-          <w:rFonts w:ascii="Times New Roman" w:cs="Times New Roman" w:eastAsia="Times New Roman" w:hAnsi="Times New Roman"/>
-          <w:sz w:val="21"/>
-          <w:szCs w:val="21"/>
-        </w:rPr>
-        <w:t xml:space="preserve"> VEFA,ÇÜMEN NUR,GÜL BURCU, Iksad, Editör:Doç. Dr. </w:t>
-      </w:r>
-      <w:r>
-        <w:rPr>
-          <w:rFonts w:ascii="Times New Roman" w:cs="Times New Roman" w:eastAsia="Times New Roman" w:hAnsi="Times New Roman"/>
-          <w:b/>
-          <w:bCs/>
-          <w:sz w:val="21"/>
-          <w:szCs w:val="21"/>
-        </w:rPr>
-        <w:t>Vefa</w:t>
-      </w:r>
-      <w:r>
-        <w:rPr>
-          <w:rFonts w:ascii="Times New Roman" w:cs="Times New Roman" w:eastAsia="Times New Roman" w:hAnsi="Times New Roman"/>
-          <w:sz w:val="21"/>
-          <w:szCs w:val="21"/>
-        </w:rPr>
-        <w:t xml:space="preserve"> </w:t>
-      </w:r>
-      <w:r>
-        <w:rPr>
-          <w:rFonts w:ascii="Times New Roman" w:cs="Times New Roman" w:eastAsia="Times New Roman" w:hAnsi="Times New Roman"/>
-          <w:b/>
-          <w:bCs/>
-          <w:sz w:val="21"/>
-          <w:szCs w:val="21"/>
-        </w:rPr>
-        <w:t>KURBAN</w:t>
-      </w:r>
-      <w:r>
-        <w:rPr>
-          <w:rFonts w:ascii="Times New Roman" w:cs="Times New Roman" w:eastAsia="Times New Roman" w:hAnsi="Times New Roman"/>
-          <w:sz w:val="21"/>
-          <w:szCs w:val="21"/>
-        </w:rPr>
-        <w:t>, Basım sayısı:1, Sayfa Sayısı 212, ISBN:978-625-7914-82-6, Türkçe(Bilimsel Kitap)</w:t>
-      </w:r>
-    </w:p>
-    <w:p>
-      <w:pPr>
-        <w:spacing w:after="80"/>
-      </w:pPr>
-      <w:r>
-        <w:rPr>
-          <w:rFonts w:ascii="Times New Roman" w:cs="Times New Roman" w:eastAsia="Times New Roman" w:hAnsi="Times New Roman"/>
-          <w:sz w:val="21"/>
-          <w:szCs w:val="21"/>
-        </w:rPr>
-        <w:t xml:space="preserve">3. 2. The Caucasus Policy of Russia in the Early 21st Century (2020)., </w:t>
-      </w:r>
-      <w:r>
-        <w:rPr>
-          <w:rFonts w:ascii="Times New Roman" w:cs="Times New Roman" w:eastAsia="Times New Roman" w:hAnsi="Times New Roman"/>
-          <w:b/>
-          <w:bCs/>
-          <w:sz w:val="21"/>
-          <w:szCs w:val="21"/>
-        </w:rPr>
-        <w:t>KURBAN</w:t>
-      </w:r>
-      <w:r>
-        <w:rPr>
-          <w:rFonts w:ascii="Times New Roman" w:cs="Times New Roman" w:eastAsia="Times New Roman" w:hAnsi="Times New Roman"/>
-          <w:sz w:val="21"/>
-          <w:szCs w:val="21"/>
-        </w:rPr>
-        <w:t xml:space="preserve"> VEFA, Cambridge Scholars Publishing, Editör:</w:t>
-      </w:r>
-      <w:r>
-        <w:rPr>
-          <w:rFonts w:ascii="Times New Roman" w:cs="Times New Roman" w:eastAsia="Times New Roman" w:hAnsi="Times New Roman"/>
-          <w:b/>
-          <w:bCs/>
-          <w:sz w:val="21"/>
-          <w:szCs w:val="21"/>
-        </w:rPr>
-        <w:t>KURBAN</w:t>
-      </w:r>
-      <w:r>
-        <w:rPr>
-          <w:rFonts w:ascii="Times New Roman" w:cs="Times New Roman" w:eastAsia="Times New Roman" w:hAnsi="Times New Roman"/>
-          <w:sz w:val="21"/>
-          <w:szCs w:val="21"/>
-        </w:rPr>
-        <w:t xml:space="preserve"> VEFA, Basım sayısı:1, Sayfa Sayısı 159, ISBN:(10):1-5275-5788-X, İngilizce(Bilimsel Kitap)</w:t>
-      </w:r>
-    </w:p>
-    <w:p>
-      <w:pPr>
-        <w:spacing w:after="80"/>
-      </w:pPr>
-      <w:r>
-        <w:rPr>
-          <w:rFonts w:ascii="Times New Roman" w:cs="Times New Roman" w:eastAsia="Times New Roman" w:hAnsi="Times New Roman"/>
-          <w:sz w:val="21"/>
-          <w:szCs w:val="21"/>
-        </w:rPr>
-        <w:t xml:space="preserve">4. 3. Sovyet Sosyalist Cumhuriyetler Birliği Tarihi (2020)., </w:t>
-      </w:r>
-      <w:r>
-        <w:rPr>
-          <w:rFonts w:ascii="Times New Roman" w:cs="Times New Roman" w:eastAsia="Times New Roman" w:hAnsi="Times New Roman"/>
-          <w:b/>
-          <w:bCs/>
-          <w:sz w:val="21"/>
-          <w:szCs w:val="21"/>
-        </w:rPr>
-        <w:t>KURBAN</w:t>
-      </w:r>
-      <w:r>
-        <w:rPr>
-          <w:rFonts w:ascii="Times New Roman" w:cs="Times New Roman" w:eastAsia="Times New Roman" w:hAnsi="Times New Roman"/>
-          <w:sz w:val="21"/>
-          <w:szCs w:val="21"/>
-        </w:rPr>
-        <w:t xml:space="preserve"> VEFA, Yeditepe, Basım sayısı:1, Sayfa Sayısı 464, ISBN:9786057800657, Türkçe(Bilimsel Kitap)</w:t>
-      </w:r>
-    </w:p>
-    <w:p>
-      <w:pPr>
-        <w:spacing w:after="80"/>
-      </w:pPr>
-      <w:r>
-        <w:rPr>
-          <w:rFonts w:ascii="Times New Roman" w:cs="Times New Roman" w:eastAsia="Times New Roman" w:hAnsi="Times New Roman"/>
-          <w:sz w:val="21"/>
-          <w:szCs w:val="21"/>
-        </w:rPr>
-        <w:t xml:space="preserve">5. No: 6539776) 5. TARİHİ, SOSYO-KÜLTÜREL YAPISI VE SİYASAL YÖNLERİYLE ÇEÇENLER (2020)., </w:t>
-      </w:r>
-      <w:r>
-        <w:rPr>
-          <w:rFonts w:ascii="Times New Roman" w:cs="Times New Roman" w:eastAsia="Times New Roman" w:hAnsi="Times New Roman"/>
-          <w:b/>
-          <w:bCs/>
-          <w:sz w:val="21"/>
-          <w:szCs w:val="21"/>
-        </w:rPr>
-        <w:t>KURBAN</w:t>
-      </w:r>
-      <w:r>
-        <w:rPr>
-          <w:rFonts w:ascii="Times New Roman" w:cs="Times New Roman" w:eastAsia="Times New Roman" w:hAnsi="Times New Roman"/>
-          <w:sz w:val="21"/>
-          <w:szCs w:val="21"/>
-        </w:rPr>
         <w:t xml:space="preserve"> VEFA,FEDAKAR PINAR,UÇKUN RABİA,ÖRAZ BEŞİKÇİ SEÇİL,KUREŞ Mehmet Nuri,ÇÜMEN Nur,GÜL Burcu, İKSAD, Editör:-, Basım sayısı:1, Sayfa Sayısı 218, ISBN:978-625-7279-91-8, Türkçe(Bilimsel Kitap)</w:t>
       </w:r>
     </w:p>
@@ -1745,87 +1731,81 @@
           <w:sz w:val="21"/>
           <w:szCs w:val="21"/>
         </w:rPr>
-        <w:t>6. 6. JEOPOLİTİK ŞEKİLLENDİRME VETÜRK-RUS İLİŞKİLERİPostmodern Jeopolitik,İnfosfer Kirliliği ve Güç Siyaseti (2020)., ERGÜN OĞUZHAN,</w:t>
-      </w:r>
-      <w:r>
-        <w:rPr>
-          <w:rFonts w:ascii="Times New Roman" w:cs="Times New Roman" w:eastAsia="Times New Roman" w:hAnsi="Times New Roman"/>
-          <w:b/>
-          <w:bCs/>
-          <w:sz w:val="21"/>
-          <w:szCs w:val="21"/>
-        </w:rPr>
-        <w:t>KURBAN</w:t>
-      </w:r>
-      <w:r>
-        <w:rPr>
-          <w:rFonts w:ascii="Times New Roman" w:cs="Times New Roman" w:eastAsia="Times New Roman" w:hAnsi="Times New Roman"/>
-          <w:sz w:val="21"/>
-          <w:szCs w:val="21"/>
-        </w:rPr>
-        <w:t xml:space="preserve"> VEFA, Yeditepe, Editör:Yağmur Yıldırımay, Basım sayısı:1, Sayfa Sayısı 144, ISBN:978-605-7800-69-5, Türkçe(Bilimsel Kitap)</w:t>
-      </w:r>
-    </w:p>
-    <w:p>
-      <w:pPr>
-        <w:spacing w:after="80"/>
-      </w:pPr>
-      <w:r>
-        <w:rPr>
-          <w:rFonts w:ascii="Times New Roman" w:cs="Times New Roman" w:eastAsia="Times New Roman" w:hAnsi="Times New Roman"/>
-          <w:sz w:val="21"/>
-          <w:szCs w:val="21"/>
-        </w:rPr>
-        <w:t xml:space="preserve">7. 10. RUSSİAN-TURKİSH RELATİONS FROM THE FİRST WORLD WAR (2017)., </w:t>
-      </w:r>
-      <w:r>
-        <w:rPr>
-          <w:rFonts w:ascii="Times New Roman" w:cs="Times New Roman" w:eastAsia="Times New Roman" w:hAnsi="Times New Roman"/>
-          <w:b/>
-          <w:bCs/>
-          <w:sz w:val="21"/>
-          <w:szCs w:val="21"/>
-        </w:rPr>
-        <w:t>KURBAN</w:t>
-      </w:r>
-      <w:r>
-        <w:rPr>
-          <w:rFonts w:ascii="Times New Roman" w:cs="Times New Roman" w:eastAsia="Times New Roman" w:hAnsi="Times New Roman"/>
-          <w:sz w:val="21"/>
-          <w:szCs w:val="21"/>
-        </w:rPr>
-        <w:t xml:space="preserve"> VEFA, CAMBRİDGE, Basım sayısı:1, Sayfa Sayısı 306, ISBN:(10):1-4438-1777-5, İngilizce(Bilimsel Kitap)</w:t>
-      </w:r>
-    </w:p>
-    <w:p>
-      <w:pPr>
-        <w:spacing w:after="80"/>
-      </w:pPr>
-      <w:r>
-        <w:rPr>
-          <w:rFonts w:ascii="Times New Roman" w:cs="Times New Roman" w:eastAsia="Times New Roman" w:hAnsi="Times New Roman"/>
-          <w:sz w:val="21"/>
-          <w:szCs w:val="21"/>
-        </w:rPr>
-        <w:t xml:space="preserve">8. 12. NOBELLER NOBEL ÖDÜLÜ VE BAKÜ PETROLLERİ (2013)., </w:t>
-      </w:r>
-      <w:r>
-        <w:rPr>
-          <w:rFonts w:ascii="Times New Roman" w:cs="Times New Roman" w:eastAsia="Times New Roman" w:hAnsi="Times New Roman"/>
-          <w:b/>
-          <w:bCs/>
-          <w:sz w:val="21"/>
-          <w:szCs w:val="21"/>
-        </w:rPr>
-        <w:t>KURBAN</w:t>
-      </w:r>
-      <w:r>
-        <w:rPr>
-          <w:rFonts w:ascii="Times New Roman" w:cs="Times New Roman" w:eastAsia="Times New Roman" w:hAnsi="Times New Roman"/>
-          <w:sz w:val="21"/>
-          <w:szCs w:val="21"/>
-        </w:rPr>
-        <w:t xml:space="preserve"> VEFA, YEDİTEPE, Editör:AYKUT CAN, Basım sayısı:1, Sayfa Sayısı 343, ISBN:978-605-5200-27-5, Türkçe(Bilimsel Kitap)</w:t>
+        <w:t>6. JEOPOLİTİK ŞEKİLLENDİRME VETÜRK-RUS İLİŞKİLERİPostmodern Jeopolitik,İnfosfer Kirliliği ve Güç Siyaseti (2020)., ERGÜN OĞUZHAN,KURBAN VEFA, Yeditepe, Editör:Yağmur Yıldırımay, Basım sayısı:1, Sayfa Sayısı 144, ISBN:978-605-7800-69-5, Türkçe(Bilimsel Kitap)</w:t>
+      </w:r>
+      <w:r>
+        <w:rPr>
+          <w:rFonts w:ascii="Times New Roman" w:cs="Times New Roman" w:eastAsia="Times New Roman" w:hAnsi="Times New Roman"/>
+          <w:b/>
+          <w:bCs/>
+          <w:sz w:val="21"/>
+          <w:szCs w:val="21"/>
+        </w:rPr>
+      </w:r>
+      <w:r>
+        <w:rPr>
+          <w:rFonts w:ascii="Times New Roman" w:cs="Times New Roman" w:eastAsia="Times New Roman" w:hAnsi="Times New Roman"/>
+          <w:sz w:val="21"/>
+          <w:szCs w:val="21"/>
+        </w:rPr>
+      </w:r>
+    </w:p>
+    <w:p>
+      <w:pPr>
+        <w:spacing w:after="80"/>
+      </w:pPr>
+      <w:r>
+        <w:rPr>
+          <w:rFonts w:ascii="Times New Roman" w:cs="Times New Roman" w:eastAsia="Times New Roman" w:hAnsi="Times New Roman"/>
+          <w:sz w:val="21"/>
+          <w:szCs w:val="21"/>
+        </w:rPr>
+        <w:t>7. RUSSİAN-TURKİSH RELATİONS FROM THE FİRST WORLD WAR (2017)., KURBAN VEFA, CAMBRİDGE, Basım sayısı:1, Sayfa Sayısı 306, ISBN:(10):1-4438-1777-5, İngilizce(Bilimsel Kitap)</w:t>
+      </w:r>
+      <w:r>
+        <w:rPr>
+          <w:rFonts w:ascii="Times New Roman" w:cs="Times New Roman" w:eastAsia="Times New Roman" w:hAnsi="Times New Roman"/>
+          <w:b/>
+          <w:bCs/>
+          <w:sz w:val="21"/>
+          <w:szCs w:val="21"/>
+        </w:rPr>
+      </w:r>
+      <w:r>
+        <w:rPr>
+          <w:rFonts w:ascii="Times New Roman" w:cs="Times New Roman" w:eastAsia="Times New Roman" w:hAnsi="Times New Roman"/>
+          <w:sz w:val="21"/>
+          <w:szCs w:val="21"/>
+        </w:rPr>
+      </w:r>
+    </w:p>
+    <w:p>
+      <w:pPr>
+        <w:spacing w:after="80"/>
+      </w:pPr>
+      <w:r>
+        <w:rPr>
+          <w:rFonts w:ascii="Times New Roman" w:cs="Times New Roman" w:eastAsia="Times New Roman" w:hAnsi="Times New Roman"/>
+          <w:sz w:val="21"/>
+          <w:szCs w:val="21"/>
+        </w:rPr>
+        <w:t>8. NOBELLER NOBEL ÖDÜLÜ VE BAKÜ PETROLLERİ (2013)., KURBAN VEFA, YEDİTEPE, Editör:AYKUT CAN, Basım sayısı:1, Sayfa Sayısı 343, ISBN:978-605-5200-27-5, Türkçe(Bilimsel Kitap)</w:t>
+      </w:r>
+      <w:r>
+        <w:rPr>
+          <w:rFonts w:ascii="Times New Roman" w:cs="Times New Roman" w:eastAsia="Times New Roman" w:hAnsi="Times New Roman"/>
+          <w:b/>
+          <w:bCs/>
+          <w:sz w:val="21"/>
+          <w:szCs w:val="21"/>
+        </w:rPr>
+      </w:r>
+      <w:r>
+        <w:rPr>
+          <w:rFonts w:ascii="Times New Roman" w:cs="Times New Roman" w:eastAsia="Times New Roman" w:hAnsi="Times New Roman"/>
+          <w:sz w:val="21"/>
+          <w:szCs w:val="21"/>
+        </w:rPr>
       </w:r>
     </w:p>
     <w:p>
@@ -1856,7 +1836,36 @@
           <w:sz w:val="21"/>
           <w:szCs w:val="21"/>
         </w:rPr>
-        <w:t xml:space="preserve">1. ATATÜRK’E ARMAĞAN , Bölüm adı:(TÜRK TARİHİ VE TÜRK SANATI AÇISINDAN ŞUŞA’DAKİ SAATLI MESCİDİ’NİN YERİ VE ÖNEMİ) (2023)., </w:t>
+        <w:t>1. ATATÜRK’E ARMAĞAN, Bölüm adı:(TÜRK TARİHİ VE TÜRK SANATI AÇISINDAN ŞUŞA’DAKİ SAATLI MESCİDİ’NİN YERİ VE ÖNEMİ) (2023)., KURBAN VEFA, UÇAR AYGÜL, BERİKAN, Editör:Prof. Dr. Şayan ULUSAN ve Doç. Dr. Nilgün Nurhan KARA, Basım sayısı:1, Sayfa Sayısı 436, ISBN:ISBN: 978-625-6591-04-2, Türkçe(Bilimsel Kitap)</w:t>
+      </w:r>
+      <w:r>
+        <w:rPr>
+          <w:rFonts w:ascii="Times New Roman" w:cs="Times New Roman" w:eastAsia="Times New Roman" w:hAnsi="Times New Roman"/>
+          <w:b/>
+          <w:bCs/>
+          <w:sz w:val="21"/>
+          <w:szCs w:val="21"/>
+        </w:rPr>
+      </w:r>
+      <w:r>
+        <w:rPr>
+          <w:rFonts w:ascii="Times New Roman" w:cs="Times New Roman" w:eastAsia="Times New Roman" w:hAnsi="Times New Roman"/>
+          <w:sz w:val="21"/>
+          <w:szCs w:val="21"/>
+        </w:rPr>
+      </w:r>
+    </w:p>
+    <w:p>
+      <w:pPr>
+        <w:spacing w:after="80"/>
+      </w:pPr>
+      <w:r>
+        <w:rPr>
+          <w:rFonts w:ascii="Times New Roman" w:cs="Times New Roman" w:eastAsia="Times New Roman" w:hAnsi="Times New Roman"/>
+          <w:sz w:val="21"/>
+          <w:szCs w:val="21"/>
+        </w:rPr>
+        <w:t xml:space="preserve">2. Beşeri Bilimler Araştırma, Metodoloji ve Değerlendirme, Bölüm adı:(DAYATILAN KİMLİK VE HEGEMONYA: YENİ RUS ÇARLIĞI’NA GİRİŞ) (2022)., </w:t>
       </w:r>
       <w:r>
         <w:rPr>
@@ -1874,20 +1883,110 @@
           <w:sz w:val="21"/>
           <w:szCs w:val="21"/>
         </w:rPr>
-        <w:t xml:space="preserve"> VEFA, UÇAR AYGÜL, BERİKAN, Editör:Prof. Dr. Şayan ULUSAN ve Doç. Dr. Nilgün Nurhan KARA, Basım sayısı:1, Sayfa Sayısı 436, ISBN:ISBN: 978-625-6591-04-2, Türkçe(Bilimsel Kitap)</w:t>
-      </w:r>
-    </w:p>
-    <w:p>
-      <w:pPr>
-        <w:spacing w:after="80"/>
-      </w:pPr>
-      <w:r>
-        <w:rPr>
-          <w:rFonts w:ascii="Times New Roman" w:cs="Times New Roman" w:eastAsia="Times New Roman" w:hAnsi="Times New Roman"/>
-          <w:sz w:val="21"/>
-          <w:szCs w:val="21"/>
-        </w:rPr>
-        <w:t xml:space="preserve">2. Beşeri Bilimler Araştırma, Metodoloji ve Değerlendirme, Bölüm adı:(DAYATILAN KİMLİK VE HEGEMONYA: YENİ RUS ÇARLIĞI’NA GİRİŞ) (2022)., </w:t>
+        <w:t xml:space="preserve"> VEFA, ERGÜN OĞUZHAN, Livre de Lyon, Editör:Ruhi İNAN, M. Fatih SANSAR, Basım sayısı:1, Sayfa Sayısı 297, ISBN:978-2-38236-454-3, Türkçe(Bilimsel Kitap)</w:t>
+      </w:r>
+    </w:p>
+    <w:p>
+      <w:pPr>
+        <w:spacing w:after="80"/>
+      </w:pPr>
+      <w:r>
+        <w:rPr>
+          <w:rFonts w:ascii="Times New Roman" w:cs="Times New Roman" w:eastAsia="Times New Roman" w:hAnsi="Times New Roman"/>
+          <w:sz w:val="21"/>
+          <w:szCs w:val="21"/>
+        </w:rPr>
+        <w:t>3. Sosyal ve Beşeri Bilimlerde Değerlendirme ve Araştırmalar, Bölüm adı:(DENGE POLİTİKALARI VE TÜRKİYENİN STRATEJİK İKİLEMİ) (2021)., ERGÜN OĞUZHAN, KURBAN VEFA, Livre de Lyon, Editör:Doç. Dr. Ruhi İNAN, Basım sayısı:1, Sayfa Sayısı 278, ISBN:978-2-38236-186-3, Türkçe(Bilimsel Kitap)</w:t>
+      </w:r>
+      <w:r>
+        <w:rPr>
+          <w:rFonts w:ascii="Times New Roman" w:cs="Times New Roman" w:eastAsia="Times New Roman" w:hAnsi="Times New Roman"/>
+          <w:b/>
+          <w:bCs/>
+          <w:sz w:val="21"/>
+          <w:szCs w:val="21"/>
+        </w:rPr>
+      </w:r>
+      <w:r>
+        <w:rPr>
+          <w:rFonts w:ascii="Times New Roman" w:cs="Times New Roman" w:eastAsia="Times New Roman" w:hAnsi="Times New Roman"/>
+          <w:sz w:val="21"/>
+          <w:szCs w:val="21"/>
+        </w:rPr>
+      </w:r>
+    </w:p>
+    <w:p>
+      <w:pPr>
+        <w:spacing w:after="80"/>
+      </w:pPr>
+      <w:r>
+        <w:rPr>
+          <w:rFonts w:ascii="Times New Roman" w:cs="Times New Roman" w:eastAsia="Times New Roman" w:hAnsi="Times New Roman"/>
+          <w:sz w:val="21"/>
+          <w:szCs w:val="21"/>
+        </w:rPr>
+        <w:t>4. KAFKASYA 4., Bölüm adı:(Algı ve Olgu Arasında Karabağ Zaferi Silahlı Savaştan Silahlı Siyasete Azerbaycan) (2021)., KURBAN VEFA, ERGÜN OĞUZHAN, İKSAD, Editör:Vefa Kurban Seçil Öraz Beşikçi Recep Efe Çoban, Basım sayısı:1, Sayfa Sayısı 618, ISBN:ISBN: 978-625-7562-15-7, Türkçe(Bilimsel Kitap)</w:t>
+      </w:r>
+      <w:r>
+        <w:rPr>
+          <w:rFonts w:ascii="Times New Roman" w:cs="Times New Roman" w:eastAsia="Times New Roman" w:hAnsi="Times New Roman"/>
+          <w:b/>
+          <w:bCs/>
+          <w:sz w:val="21"/>
+          <w:szCs w:val="21"/>
+        </w:rPr>
+      </w:r>
+      <w:r>
+        <w:rPr>
+          <w:rFonts w:ascii="Times New Roman" w:cs="Times New Roman" w:eastAsia="Times New Roman" w:hAnsi="Times New Roman"/>
+          <w:sz w:val="21"/>
+          <w:szCs w:val="21"/>
+        </w:rPr>
+      </w:r>
+      <w:r>
+        <w:rPr>
+          <w:rFonts w:ascii="Times New Roman" w:cs="Times New Roman" w:eastAsia="Times New Roman" w:hAnsi="Times New Roman"/>
+          <w:b/>
+          <w:bCs/>
+          <w:sz w:val="21"/>
+          <w:szCs w:val="21"/>
+        </w:rPr>
+      </w:r>
+      <w:r>
+        <w:rPr>
+          <w:rFonts w:ascii="Times New Roman" w:cs="Times New Roman" w:eastAsia="Times New Roman" w:hAnsi="Times New Roman"/>
+          <w:sz w:val="21"/>
+          <w:szCs w:val="21"/>
+        </w:rPr>
+      </w:r>
+      <w:r>
+        <w:rPr>
+          <w:rFonts w:ascii="Times New Roman" w:cs="Times New Roman" w:eastAsia="Times New Roman" w:hAnsi="Times New Roman"/>
+          <w:b/>
+          <w:bCs/>
+          <w:sz w:val="21"/>
+          <w:szCs w:val="21"/>
+        </w:rPr>
+      </w:r>
+      <w:r>
+        <w:rPr>
+          <w:rFonts w:ascii="Times New Roman" w:cs="Times New Roman" w:eastAsia="Times New Roman" w:hAnsi="Times New Roman"/>
+          <w:sz w:val="21"/>
+          <w:szCs w:val="21"/>
+        </w:rPr>
+      </w:r>
+    </w:p>
+    <w:p>
+      <w:pPr>
+        <w:spacing w:after="80"/>
+      </w:pPr>
+      <w:r>
+        <w:rPr>
+          <w:rFonts w:ascii="Times New Roman" w:cs="Times New Roman" w:eastAsia="Times New Roman" w:hAnsi="Times New Roman"/>
+          <w:sz w:val="21"/>
+          <w:szCs w:val="21"/>
+        </w:rPr>
+        <w:t xml:space="preserve">5. TOPLUM BİLİMLERİNDE AKADEMİK ÇALIŞMALAR, Bölüm adı:(UKRAYNA’DAN AZERBAYCAN’A LİMİNAL SİYASET VE RUSYA) (2021)., ERGÜN OĞUZHAN, </w:t>
       </w:r>
       <w:r>
         <w:rPr>
@@ -1905,135 +2004,6 @@
           <w:sz w:val="21"/>
           <w:szCs w:val="21"/>
         </w:rPr>
-        <w:t xml:space="preserve"> VEFA, ERGÜN OĞUZHAN, Livre de Lyon, Editör:Ruhi İNAN, M. Fatih SANSAR, Basım sayısı:1, Sayfa Sayısı 297, ISBN:978-2-38236-454-3, Türkçe(Bilimsel Kitap)</w:t>
-      </w:r>
-    </w:p>
-    <w:p>
-      <w:pPr>
-        <w:spacing w:after="80"/>
-      </w:pPr>
-      <w:r>
-        <w:rPr>
-          <w:rFonts w:ascii="Times New Roman" w:cs="Times New Roman" w:eastAsia="Times New Roman" w:hAnsi="Times New Roman"/>
-          <w:sz w:val="21"/>
-          <w:szCs w:val="21"/>
-        </w:rPr>
-        <w:t xml:space="preserve">3. 2. Sosyal ve Beşeri Bilimlerde Değerlendirme ve Araştırmalar, Bölüm adı:(DENGE POLİTİKALARI VE TÜRKİYENİN STRATEJİK İKİLEMİ) (2021)., ERGÜN OĞUZHAN, </w:t>
-      </w:r>
-      <w:r>
-        <w:rPr>
-          <w:rFonts w:ascii="Times New Roman" w:cs="Times New Roman" w:eastAsia="Times New Roman" w:hAnsi="Times New Roman"/>
-          <w:b/>
-          <w:bCs/>
-          <w:sz w:val="21"/>
-          <w:szCs w:val="21"/>
-        </w:rPr>
-        <w:t>KURBAN</w:t>
-      </w:r>
-      <w:r>
-        <w:rPr>
-          <w:rFonts w:ascii="Times New Roman" w:cs="Times New Roman" w:eastAsia="Times New Roman" w:hAnsi="Times New Roman"/>
-          <w:sz w:val="21"/>
-          <w:szCs w:val="21"/>
-        </w:rPr>
-        <w:t xml:space="preserve"> VEFA, Livre de Lyon, Editör:Doç. Dr. Ruhi İNAN, Basım sayısı:1, Sayfa Sayısı 278, ISBN:978-2-38236-186-3, Türkçe(Bilimsel Kitap)</w:t>
-      </w:r>
-    </w:p>
-    <w:p>
-      <w:pPr>
-        <w:spacing w:after="80"/>
-      </w:pPr>
-      <w:r>
-        <w:rPr>
-          <w:rFonts w:ascii="Times New Roman" w:cs="Times New Roman" w:eastAsia="Times New Roman" w:hAnsi="Times New Roman"/>
-          <w:sz w:val="21"/>
-          <w:szCs w:val="21"/>
-        </w:rPr>
-        <w:t xml:space="preserve">4. KAFKASYA 4. , Bölüm adı:(Algı ve Olgu Arasında Karabağ Zaferi Silahlı Savaştan Silahlı Siyasete Azerbaycan) (2021)., </w:t>
-      </w:r>
-      <w:r>
-        <w:rPr>
-          <w:rFonts w:ascii="Times New Roman" w:cs="Times New Roman" w:eastAsia="Times New Roman" w:hAnsi="Times New Roman"/>
-          <w:b/>
-          <w:bCs/>
-          <w:sz w:val="21"/>
-          <w:szCs w:val="21"/>
-        </w:rPr>
-        <w:t>KURBAN</w:t>
-      </w:r>
-      <w:r>
-        <w:rPr>
-          <w:rFonts w:ascii="Times New Roman" w:cs="Times New Roman" w:eastAsia="Times New Roman" w:hAnsi="Times New Roman"/>
-          <w:sz w:val="21"/>
-          <w:szCs w:val="21"/>
-        </w:rPr>
-        <w:t xml:space="preserve"> VEFA, ERGÜN OĞUZHAN, İKSAD, Editör:</w:t>
-      </w:r>
-      <w:r>
-        <w:rPr>
-          <w:rFonts w:ascii="Times New Roman" w:cs="Times New Roman" w:eastAsia="Times New Roman" w:hAnsi="Times New Roman"/>
-          <w:b/>
-          <w:bCs/>
-          <w:sz w:val="21"/>
-          <w:szCs w:val="21"/>
-        </w:rPr>
-        <w:t>Vefa</w:t>
-      </w:r>
-      <w:r>
-        <w:rPr>
-          <w:rFonts w:ascii="Times New Roman" w:cs="Times New Roman" w:eastAsia="Times New Roman" w:hAnsi="Times New Roman"/>
-          <w:sz w:val="21"/>
-          <w:szCs w:val="21"/>
-        </w:rPr>
-        <w:t xml:space="preserve"> </w:t>
-      </w:r>
-      <w:r>
-        <w:rPr>
-          <w:rFonts w:ascii="Times New Roman" w:cs="Times New Roman" w:eastAsia="Times New Roman" w:hAnsi="Times New Roman"/>
-          <w:b/>
-          <w:bCs/>
-          <w:sz w:val="21"/>
-          <w:szCs w:val="21"/>
-        </w:rPr>
-        <w:t>Kurban</w:t>
-      </w:r>
-      <w:r>
-        <w:rPr>
-          <w:rFonts w:ascii="Times New Roman" w:cs="Times New Roman" w:eastAsia="Times New Roman" w:hAnsi="Times New Roman"/>
-          <w:sz w:val="21"/>
-          <w:szCs w:val="21"/>
-        </w:rPr>
-        <w:t xml:space="preserve"> Seçil Öraz Beşikçi Recep Efe Çoban, Basım sayısı:1, Sayfa Sayısı 618, ISBN:ISBN: 978-625-7562-15-7, Türkçe(Bilimsel Kitap)</w:t>
-      </w:r>
-    </w:p>
-    <w:p>
-      <w:pPr>
-        <w:spacing w:after="80"/>
-      </w:pPr>
-      <w:r>
-        <w:rPr>
-          <w:rFonts w:ascii="Times New Roman" w:cs="Times New Roman" w:eastAsia="Times New Roman" w:hAnsi="Times New Roman"/>
-          <w:sz w:val="21"/>
-          <w:szCs w:val="21"/>
-        </w:rPr>
-        <w:t xml:space="preserve">5. TOPLUM BİLİMLERİNDE AKADEMİK ÇALIŞMALAR, Bölüm adı:(UKRAYNA’DAN AZERBAYCAN’A LİMİNAL SİYASET VE RUSYA) (2021)., ERGÜN OĞUZHAN, </w:t>
-      </w:r>
-      <w:r>
-        <w:rPr>
-          <w:rFonts w:ascii="Times New Roman" w:cs="Times New Roman" w:eastAsia="Times New Roman" w:hAnsi="Times New Roman"/>
-          <w:b/>
-          <w:bCs/>
-          <w:sz w:val="21"/>
-          <w:szCs w:val="21"/>
-        </w:rPr>
-        <w:t>KURBAN</w:t>
-      </w:r>
-      <w:r>
-        <w:rPr>
-          <w:rFonts w:ascii="Times New Roman" w:cs="Times New Roman" w:eastAsia="Times New Roman" w:hAnsi="Times New Roman"/>
-          <w:sz w:val="21"/>
-          <w:szCs w:val="21"/>
-        </w:rPr>
         <w:t xml:space="preserve"> VEFA, Livre de Lyon, Editör:Prof. Dr. Türkan ERDOĞAN Dr. M. Fatih SANSAR, Basım sayısı:1, Sayfa Sayısı 251, ISBN:978-2-38236-162-7, Türkçe(Bilimsel Kitap)</w:t>
       </w:r>
     </w:p>
@@ -2047,345 +2017,319 @@
           <w:sz w:val="21"/>
           <w:szCs w:val="21"/>
         </w:rPr>
-        <w:t xml:space="preserve">6. WAR ERA , Bölüm adı:(INSIDE AND OUTSIDE SHAPING INITIATIVES OF RUSSIA IN SOUTH CAUCASUS AND NAGORNO-KARABAKH WAR WITH REFLECTIONS FROM TASS NEWS AGENCY) (2021)., </w:t>
-      </w:r>
-      <w:r>
-        <w:rPr>
-          <w:rFonts w:ascii="Times New Roman" w:cs="Times New Roman" w:eastAsia="Times New Roman" w:hAnsi="Times New Roman"/>
-          <w:b/>
-          <w:bCs/>
-          <w:sz w:val="21"/>
-          <w:szCs w:val="21"/>
-        </w:rPr>
-        <w:t>KURBAN</w:t>
-      </w:r>
-      <w:r>
-        <w:rPr>
-          <w:rFonts w:ascii="Times New Roman" w:cs="Times New Roman" w:eastAsia="Times New Roman" w:hAnsi="Times New Roman"/>
-          <w:sz w:val="21"/>
-          <w:szCs w:val="21"/>
-        </w:rPr>
-        <w:t xml:space="preserve"> VEFA, İKSAD, Editör:</w:t>
-      </w:r>
-      <w:r>
-        <w:rPr>
-          <w:rFonts w:ascii="Times New Roman" w:cs="Times New Roman" w:eastAsia="Times New Roman" w:hAnsi="Times New Roman"/>
-          <w:b/>
-          <w:bCs/>
-          <w:sz w:val="21"/>
-          <w:szCs w:val="21"/>
-        </w:rPr>
-        <w:t>Vefa</w:t>
-      </w:r>
-      <w:r>
-        <w:rPr>
-          <w:rFonts w:ascii="Times New Roman" w:cs="Times New Roman" w:eastAsia="Times New Roman" w:hAnsi="Times New Roman"/>
-          <w:sz w:val="21"/>
-          <w:szCs w:val="21"/>
-        </w:rPr>
-        <w:t xml:space="preserve"> </w:t>
-      </w:r>
-      <w:r>
-        <w:rPr>
-          <w:rFonts w:ascii="Times New Roman" w:cs="Times New Roman" w:eastAsia="Times New Roman" w:hAnsi="Times New Roman"/>
-          <w:b/>
-          <w:bCs/>
-          <w:sz w:val="21"/>
-          <w:szCs w:val="21"/>
-        </w:rPr>
-        <w:t>KURBAN</w:t>
-      </w:r>
-      <w:r>
-        <w:rPr>
-          <w:rFonts w:ascii="Times New Roman" w:cs="Times New Roman" w:eastAsia="Times New Roman" w:hAnsi="Times New Roman"/>
-          <w:sz w:val="21"/>
-          <w:szCs w:val="21"/>
-        </w:rPr>
-        <w:t xml:space="preserve"> Muvaffk DURANLI, Basım sayısı:1, Sayfa Sayısı 364, ISBN:ISBN: 978-625-7562-14-0 İngilizce(Bilimsel Kitap)</w:t>
-      </w:r>
-    </w:p>
-    <w:p>
-      <w:pPr>
-        <w:spacing w:after="80"/>
-      </w:pPr>
-      <w:r>
-        <w:rPr>
-          <w:rFonts w:ascii="Times New Roman" w:cs="Times New Roman" w:eastAsia="Times New Roman" w:hAnsi="Times New Roman"/>
-          <w:sz w:val="21"/>
-          <w:szCs w:val="21"/>
-        </w:rPr>
-        <w:t xml:space="preserve">7. 6. Turkish-Russian Relations in the Context of Social Economic and Political Progress in the Post Cold Era, Bölüm adı:(Rus Stratejik Kültürünün Yeni Dönem Dış Politikalarına Etkisine İlişkin Sorgular) (2021)., ERGÜN OĞUZHAN, </w:t>
-      </w:r>
-      <w:r>
-        <w:rPr>
-          <w:rFonts w:ascii="Times New Roman" w:cs="Times New Roman" w:eastAsia="Times New Roman" w:hAnsi="Times New Roman"/>
-          <w:b/>
-          <w:bCs/>
-          <w:sz w:val="21"/>
-          <w:szCs w:val="21"/>
-        </w:rPr>
-        <w:t>KURBAN</w:t>
-      </w:r>
-      <w:r>
-        <w:rPr>
-          <w:rFonts w:ascii="Times New Roman" w:cs="Times New Roman" w:eastAsia="Times New Roman" w:hAnsi="Times New Roman"/>
-          <w:sz w:val="21"/>
-          <w:szCs w:val="21"/>
-        </w:rPr>
-        <w:t xml:space="preserve"> VEFA, Livre de Lyon, Editör:Prof. Dr. </w:t>
-      </w:r>
-      <w:r>
-        <w:rPr>
-          <w:rFonts w:ascii="Times New Roman" w:cs="Times New Roman" w:eastAsia="Times New Roman" w:hAnsi="Times New Roman"/>
-          <w:b/>
-          <w:bCs/>
-          <w:sz w:val="21"/>
-          <w:szCs w:val="21"/>
-        </w:rPr>
-        <w:t>Vefa</w:t>
-      </w:r>
-      <w:r>
-        <w:rPr>
-          <w:rFonts w:ascii="Times New Roman" w:cs="Times New Roman" w:eastAsia="Times New Roman" w:hAnsi="Times New Roman"/>
-          <w:sz w:val="21"/>
-          <w:szCs w:val="21"/>
-        </w:rPr>
-        <w:t xml:space="preserve"> </w:t>
-      </w:r>
-      <w:r>
-        <w:rPr>
-          <w:rFonts w:ascii="Times New Roman" w:cs="Times New Roman" w:eastAsia="Times New Roman" w:hAnsi="Times New Roman"/>
-          <w:b/>
-          <w:bCs/>
-          <w:sz w:val="21"/>
-          <w:szCs w:val="21"/>
-        </w:rPr>
-        <w:t>KURBAN</w:t>
-      </w:r>
-      <w:r>
-        <w:rPr>
-          <w:rFonts w:ascii="Times New Roman" w:cs="Times New Roman" w:eastAsia="Times New Roman" w:hAnsi="Times New Roman"/>
-          <w:sz w:val="21"/>
-          <w:szCs w:val="21"/>
-        </w:rPr>
-        <w:t xml:space="preserve"> ve Dr. Çağdaş DUMAN, Basım sayısı:1, Sayfa Sayısı 18, ISBN:978-2-38-236-221-1, Türkçe(Bilimsel Kitap)</w:t>
-      </w:r>
-    </w:p>
-    <w:p>
-      <w:pPr>
-        <w:spacing w:after="80"/>
-      </w:pPr>
-      <w:r>
-        <w:rPr>
-          <w:rFonts w:ascii="Times New Roman" w:cs="Times New Roman" w:eastAsia="Times New Roman" w:hAnsi="Times New Roman"/>
-          <w:sz w:val="21"/>
-          <w:szCs w:val="21"/>
-        </w:rPr>
-        <w:t xml:space="preserve">8. 7. The Evaluations and Researches in Social Sciences and Humanities, Bölüm adı:(THE FUTURE of UKRAİNE WITHİN THE FRAMEWORK of GLOBAL POWER BALANCES) (2021)., </w:t>
-      </w:r>
-      <w:r>
-        <w:rPr>
-          <w:rFonts w:ascii="Times New Roman" w:cs="Times New Roman" w:eastAsia="Times New Roman" w:hAnsi="Times New Roman"/>
-          <w:b/>
-          <w:bCs/>
-          <w:sz w:val="21"/>
-          <w:szCs w:val="21"/>
-        </w:rPr>
-        <w:t>KURBAN</w:t>
-      </w:r>
-      <w:r>
-        <w:rPr>
-          <w:rFonts w:ascii="Times New Roman" w:cs="Times New Roman" w:eastAsia="Times New Roman" w:hAnsi="Times New Roman"/>
-          <w:sz w:val="21"/>
-          <w:szCs w:val="21"/>
-        </w:rPr>
-        <w:t xml:space="preserve"> VEFA, DUMAN ÇAĞDAŞ, Livre de Lyon, Editör:Assoc. Prof. Dr. Mehmet Sarioglan Dr. M. Fatih Sansar, Basım sayısı:1, Sayfa Sayısı 409, ISBN:978-2-38236-187-0, İngilizce(Bilimsel Kitap)</w:t>
-      </w:r>
-    </w:p>
-    <w:p>
-      <w:pPr>
-        <w:spacing w:after="80"/>
-      </w:pPr>
-      <w:r>
-        <w:rPr>
-          <w:rFonts w:ascii="Times New Roman" w:cs="Times New Roman" w:eastAsia="Times New Roman" w:hAnsi="Times New Roman"/>
-          <w:sz w:val="21"/>
-          <w:szCs w:val="21"/>
-        </w:rPr>
-        <w:t xml:space="preserve">9. 8. New Perspectives and Research in Social Sciences, Bölüm adı:(BASIC PARAMETERS OF RUSSIA AND TURKEY IN THE EASTERN MEDITERRANEAN CRISIS IN THE LIGHT OF RECENT DEVELOPMENTS) (2021)., </w:t>
-      </w:r>
-      <w:r>
-        <w:rPr>
-          <w:rFonts w:ascii="Times New Roman" w:cs="Times New Roman" w:eastAsia="Times New Roman" w:hAnsi="Times New Roman"/>
-          <w:b/>
-          <w:bCs/>
-          <w:sz w:val="21"/>
-          <w:szCs w:val="21"/>
-        </w:rPr>
-        <w:t>KURBAN</w:t>
-      </w:r>
-      <w:r>
-        <w:rPr>
-          <w:rFonts w:ascii="Times New Roman" w:cs="Times New Roman" w:eastAsia="Times New Roman" w:hAnsi="Times New Roman"/>
-          <w:sz w:val="21"/>
-          <w:szCs w:val="21"/>
-        </w:rPr>
-        <w:t xml:space="preserve"> VEFA, ÇÜMEN Nur, Lambert Academic Publishing, Editör:Ayça Sarıalioğlu Hayali, Basım sayısı:1, Sayfa Sayısı 225, ISBN:978-620-3-85455-8, İngilizce(Bilimsel Kitap)</w:t>
-      </w:r>
-    </w:p>
-    <w:p>
-      <w:pPr>
-        <w:spacing w:after="80"/>
-      </w:pPr>
-      <w:r>
-        <w:rPr>
-          <w:rFonts w:ascii="Times New Roman" w:cs="Times New Roman" w:eastAsia="Times New Roman" w:hAnsi="Times New Roman"/>
-          <w:sz w:val="21"/>
-          <w:szCs w:val="21"/>
-        </w:rPr>
-        <w:t xml:space="preserve">10. 9. 100. Yılında Türkiye-Rusya İlişkileri (Moskova Antlaşması'ndan Günümüze), Bölüm adı:(SURİYE MESELESİ DİYALEKTİĞİNDE TÜRKİYE-RUSYA DİPLOMATİK PARADİGMASI (2015-2020)) (2021)., </w:t>
-      </w:r>
-      <w:r>
-        <w:rPr>
-          <w:rFonts w:ascii="Times New Roman" w:cs="Times New Roman" w:eastAsia="Times New Roman" w:hAnsi="Times New Roman"/>
-          <w:b/>
-          <w:bCs/>
-          <w:sz w:val="21"/>
-          <w:szCs w:val="21"/>
-        </w:rPr>
-        <w:t>KURBAN</w:t>
-      </w:r>
-      <w:r>
-        <w:rPr>
-          <w:rFonts w:ascii="Times New Roman" w:cs="Times New Roman" w:eastAsia="Times New Roman" w:hAnsi="Times New Roman"/>
-          <w:sz w:val="21"/>
-          <w:szCs w:val="21"/>
-        </w:rPr>
-        <w:t xml:space="preserve"> VEFA, GÜL Burcu, AKÇAĞ, Editör:Prof. Dr. Mehmet OKUR, Dr. Öğr. Üyesi Yüksel KÜÇÜKER, Dr. Ahmet Nafiz ÜNALMIŞ, Basım sayısı:1, Sayfa Sayısı 52, ISBN:9978-605-342-713- 1, Türkçe(Bilimsel Kitap)</w:t>
-      </w:r>
-    </w:p>
-    <w:p>
-      <w:pPr>
-        <w:spacing w:after="80"/>
-      </w:pPr>
-      <w:r>
-        <w:rPr>
-          <w:rFonts w:ascii="Times New Roman" w:cs="Times New Roman" w:eastAsia="Times New Roman" w:hAnsi="Times New Roman"/>
-          <w:sz w:val="21"/>
-          <w:szCs w:val="21"/>
-        </w:rPr>
-        <w:t xml:space="preserve">11. 10. Critical Studies in SOCIAL SCIENCES AND HUMANİTİES, Bölüm adı:(MILLENNIAL PAIN IN THE TRANS-CAUCASUS AND AZERBAIJAN) (2020)., </w:t>
-      </w:r>
-      <w:r>
-        <w:rPr>
-          <w:rFonts w:ascii="Times New Roman" w:cs="Times New Roman" w:eastAsia="Times New Roman" w:hAnsi="Times New Roman"/>
-          <w:b/>
-          <w:bCs/>
-          <w:sz w:val="21"/>
-          <w:szCs w:val="21"/>
-        </w:rPr>
-        <w:t>KURBAN</w:t>
-      </w:r>
-      <w:r>
-        <w:rPr>
-          <w:rFonts w:ascii="Times New Roman" w:cs="Times New Roman" w:eastAsia="Times New Roman" w:hAnsi="Times New Roman"/>
-          <w:sz w:val="21"/>
-          <w:szCs w:val="21"/>
-        </w:rPr>
-        <w:t xml:space="preserve"> VEFA,ERGÜN OĞUZHAN, Livre de Lyon, Editör:Assoc. Prof. Dr. Mehmet SarıoğlanAsst. Prof. Dr. Sercan Hamza Bağlama, Basım sayısı:1, Sayfa Sayısı 24, ISBN:978-2-38236-066-8, İngilizce(Bilimsel Kitap)</w:t>
-      </w:r>
-    </w:p>
-    <w:p>
-      <w:pPr>
-        <w:spacing w:after="80"/>
-      </w:pPr>
-      <w:r>
-        <w:rPr>
-          <w:rFonts w:ascii="Times New Roman" w:cs="Times New Roman" w:eastAsia="Times New Roman" w:hAnsi="Times New Roman"/>
-          <w:sz w:val="21"/>
-          <w:szCs w:val="21"/>
-        </w:rPr>
-        <w:t xml:space="preserve">12. 11. DİSİPLİNLERARASI POLİTİKA VİZYONU VE STRATEJİLER, Bölüm adı:(Tarihi Ve Güncel Boyutları İle Karabağ) (2020)., </w:t>
-      </w:r>
-      <w:r>
-        <w:rPr>
-          <w:rFonts w:ascii="Times New Roman" w:cs="Times New Roman" w:eastAsia="Times New Roman" w:hAnsi="Times New Roman"/>
-          <w:b/>
-          <w:bCs/>
-          <w:sz w:val="21"/>
-          <w:szCs w:val="21"/>
-        </w:rPr>
-        <w:t>KURBAN</w:t>
-      </w:r>
-      <w:r>
-        <w:rPr>
-          <w:rFonts w:ascii="Times New Roman" w:cs="Times New Roman" w:eastAsia="Times New Roman" w:hAnsi="Times New Roman"/>
-          <w:sz w:val="21"/>
-          <w:szCs w:val="21"/>
-        </w:rPr>
-        <w:t xml:space="preserve"> VEFA, ÇÜMEN Nur, İKSAD, Editör:İbrahim Demir, Basım sayısı:1, Sayfa Sayısı 383, ISBN:978-625-7687-59-1, Türkçe(Bilimsel Kitap)</w:t>
-      </w:r>
-    </w:p>
-    <w:p>
-      <w:pPr>
-        <w:spacing w:after="80"/>
-      </w:pPr>
-      <w:r>
-        <w:rPr>
-          <w:rFonts w:ascii="Times New Roman" w:cs="Times New Roman" w:eastAsia="Times New Roman" w:hAnsi="Times New Roman"/>
-          <w:sz w:val="21"/>
-          <w:szCs w:val="21"/>
-        </w:rPr>
-        <w:t xml:space="preserve">13. 12. SİYASİ, Sosyal ve Kültürel Yönleriyle Türkiye ve Rusya 3, Bölüm adı:(SSCB ve Türkiye-İki Ülkenin Sansürlü Basınında 12 Eylül1980 Askeri Darbesinin Yansımaları-Karşılaştırmalı Yaklaşım) (2019)., </w:t>
-      </w:r>
-      <w:r>
-        <w:rPr>
-          <w:rFonts w:ascii="Times New Roman" w:cs="Times New Roman" w:eastAsia="Times New Roman" w:hAnsi="Times New Roman"/>
-          <w:b/>
-          <w:bCs/>
-          <w:sz w:val="21"/>
-          <w:szCs w:val="21"/>
-        </w:rPr>
-        <w:t>KURBAN</w:t>
-      </w:r>
-      <w:r>
-        <w:rPr>
-          <w:rFonts w:ascii="Times New Roman" w:cs="Times New Roman" w:eastAsia="Times New Roman" w:hAnsi="Times New Roman"/>
-          <w:sz w:val="21"/>
-          <w:szCs w:val="21"/>
-        </w:rPr>
-        <w:t xml:space="preserve"> VEFA, Berikan Yayınevi, Editör:Muhammed Mücahit Küçükyılmaz, Basım sayısı:1, Sayfa Sayısı 17, ISBN:9786057634986, İngilizce(Bilimsel Kitap)</w:t>
-      </w:r>
-    </w:p>
-    <w:p>
-      <w:pPr>
-        <w:spacing w:after="80"/>
-      </w:pPr>
-      <w:r>
-        <w:rPr>
-          <w:rFonts w:ascii="Times New Roman" w:cs="Times New Roman" w:eastAsia="Times New Roman" w:hAnsi="Times New Roman"/>
-          <w:sz w:val="21"/>
-          <w:szCs w:val="21"/>
-        </w:rPr>
-        <w:t xml:space="preserve">14. 13. Bağımsızlıklarının Yirmi Yedinci Yılında Türk Cumhuriyetleri, Bölüm adı:(Azerbaycan) (2018)., </w:t>
-      </w:r>
-      <w:r>
-        <w:rPr>
-          <w:rFonts w:ascii="Times New Roman" w:cs="Times New Roman" w:eastAsia="Times New Roman" w:hAnsi="Times New Roman"/>
-          <w:b/>
-          <w:bCs/>
-          <w:sz w:val="21"/>
-          <w:szCs w:val="21"/>
-        </w:rPr>
-        <w:t>KURBAN</w:t>
-      </w:r>
-      <w:r>
-        <w:rPr>
-          <w:rFonts w:ascii="Times New Roman" w:cs="Times New Roman" w:eastAsia="Times New Roman" w:hAnsi="Times New Roman"/>
-          <w:sz w:val="21"/>
-          <w:szCs w:val="21"/>
-        </w:rPr>
-        <w:t xml:space="preserve"> VEFA,Aslanlı Araz,Musayev Geray,Caferov Nazim, Ahmet Yesevi Üniversitesi, Editör:Ayşe Çolpan Yıldız, Murat Yılmaz, Basım sayısı:1, Sayfa Sayısı 465, ISBN:9789944237741, Türkçe(Bilimsel Kitap)</w:t>
+        <w:t>6. WAR ERA, Bölüm adı:(INSIDE AND OUTSIDE SHAPING INITIATIVES OF RUSSIA IN SOUTH CAUCASUS AND NAGORNO-KARABAKH WAR WITH REFLECTIONS FROM TASS NEWS AGENCY) (2021)., KURBAN VEFA, İKSAD, Editör:Vefa KURBAN Muvaffk DURANLI, Basım sayısı:1, Sayfa Sayısı 364, ISBN:ISBN: 978-625-7562-14-0 İngilizce(Bilimsel Kitap)</w:t>
+      </w:r>
+      <w:r>
+        <w:rPr>
+          <w:rFonts w:ascii="Times New Roman" w:cs="Times New Roman" w:eastAsia="Times New Roman" w:hAnsi="Times New Roman"/>
+          <w:b/>
+          <w:bCs/>
+          <w:sz w:val="21"/>
+          <w:szCs w:val="21"/>
+        </w:rPr>
+      </w:r>
+      <w:r>
+        <w:rPr>
+          <w:rFonts w:ascii="Times New Roman" w:cs="Times New Roman" w:eastAsia="Times New Roman" w:hAnsi="Times New Roman"/>
+          <w:sz w:val="21"/>
+          <w:szCs w:val="21"/>
+        </w:rPr>
+      </w:r>
+      <w:r>
+        <w:rPr>
+          <w:rFonts w:ascii="Times New Roman" w:cs="Times New Roman" w:eastAsia="Times New Roman" w:hAnsi="Times New Roman"/>
+          <w:b/>
+          <w:bCs/>
+          <w:sz w:val="21"/>
+          <w:szCs w:val="21"/>
+        </w:rPr>
+      </w:r>
+      <w:r>
+        <w:rPr>
+          <w:rFonts w:ascii="Times New Roman" w:cs="Times New Roman" w:eastAsia="Times New Roman" w:hAnsi="Times New Roman"/>
+          <w:sz w:val="21"/>
+          <w:szCs w:val="21"/>
+        </w:rPr>
+      </w:r>
+      <w:r>
+        <w:rPr>
+          <w:rFonts w:ascii="Times New Roman" w:cs="Times New Roman" w:eastAsia="Times New Roman" w:hAnsi="Times New Roman"/>
+          <w:b/>
+          <w:bCs/>
+          <w:sz w:val="21"/>
+          <w:szCs w:val="21"/>
+        </w:rPr>
+      </w:r>
+      <w:r>
+        <w:rPr>
+          <w:rFonts w:ascii="Times New Roman" w:cs="Times New Roman" w:eastAsia="Times New Roman" w:hAnsi="Times New Roman"/>
+          <w:sz w:val="21"/>
+          <w:szCs w:val="21"/>
+        </w:rPr>
+      </w:r>
+    </w:p>
+    <w:p>
+      <w:pPr>
+        <w:spacing w:after="80"/>
+      </w:pPr>
+      <w:r>
+        <w:rPr>
+          <w:rFonts w:ascii="Times New Roman" w:cs="Times New Roman" w:eastAsia="Times New Roman" w:hAnsi="Times New Roman"/>
+          <w:sz w:val="21"/>
+          <w:szCs w:val="21"/>
+        </w:rPr>
+        <w:t>7. Turkish-Russian Relations in the Context of Social Economic and Political Progress in the Post Cold Era, Bölüm adı:(Rus Stratejik Kültürünün Yeni Dönem Dış Politikalarına Etkisine İlişkin Sorgular) (2021)., ERGÜN OĞUZHAN, KURBAN VEFA, Livre de Lyon, Editör:Prof. Dr. Vefa KURBAN ve Dr. Çağdaş DUMAN, Basım sayısı:1, Sayfa Sayısı 18, ISBN:978-2-38-236-221-1, Türkçe(Bilimsel Kitap)</w:t>
+      </w:r>
+      <w:r>
+        <w:rPr>
+          <w:rFonts w:ascii="Times New Roman" w:cs="Times New Roman" w:eastAsia="Times New Roman" w:hAnsi="Times New Roman"/>
+          <w:b/>
+          <w:bCs/>
+          <w:sz w:val="21"/>
+          <w:szCs w:val="21"/>
+        </w:rPr>
+      </w:r>
+      <w:r>
+        <w:rPr>
+          <w:rFonts w:ascii="Times New Roman" w:cs="Times New Roman" w:eastAsia="Times New Roman" w:hAnsi="Times New Roman"/>
+          <w:sz w:val="21"/>
+          <w:szCs w:val="21"/>
+        </w:rPr>
+      </w:r>
+      <w:r>
+        <w:rPr>
+          <w:rFonts w:ascii="Times New Roman" w:cs="Times New Roman" w:eastAsia="Times New Roman" w:hAnsi="Times New Roman"/>
+          <w:b/>
+          <w:bCs/>
+          <w:sz w:val="21"/>
+          <w:szCs w:val="21"/>
+        </w:rPr>
+      </w:r>
+      <w:r>
+        <w:rPr>
+          <w:rFonts w:ascii="Times New Roman" w:cs="Times New Roman" w:eastAsia="Times New Roman" w:hAnsi="Times New Roman"/>
+          <w:sz w:val="21"/>
+          <w:szCs w:val="21"/>
+        </w:rPr>
+      </w:r>
+      <w:r>
+        <w:rPr>
+          <w:rFonts w:ascii="Times New Roman" w:cs="Times New Roman" w:eastAsia="Times New Roman" w:hAnsi="Times New Roman"/>
+          <w:b/>
+          <w:bCs/>
+          <w:sz w:val="21"/>
+          <w:szCs w:val="21"/>
+        </w:rPr>
+      </w:r>
+      <w:r>
+        <w:rPr>
+          <w:rFonts w:ascii="Times New Roman" w:cs="Times New Roman" w:eastAsia="Times New Roman" w:hAnsi="Times New Roman"/>
+          <w:sz w:val="21"/>
+          <w:szCs w:val="21"/>
+        </w:rPr>
+      </w:r>
+    </w:p>
+    <w:p>
+      <w:pPr>
+        <w:spacing w:after="80"/>
+      </w:pPr>
+      <w:r>
+        <w:rPr>
+          <w:rFonts w:ascii="Times New Roman" w:cs="Times New Roman" w:eastAsia="Times New Roman" w:hAnsi="Times New Roman"/>
+          <w:sz w:val="21"/>
+          <w:szCs w:val="21"/>
+        </w:rPr>
+        <w:t>8. The Evaluations and Researches in Social Sciences and Humanities, Bölüm adı:(THE FUTURE of UKRAİNE WITHİN THE FRAMEWORK of GLOBAL POWER BALANCES) (2021)., KURBAN VEFA, DUMAN ÇAĞDAŞ, Livre de Lyon, Editör:Assoc. Prof. Dr. Mehmet Sarioglan Dr. M. Fatih Sansar, Basım sayısı:1, Sayfa Sayısı 409, ISBN:978-2-38236-187-0, İngilizce(Bilimsel Kitap)</w:t>
+      </w:r>
+      <w:r>
+        <w:rPr>
+          <w:rFonts w:ascii="Times New Roman" w:cs="Times New Roman" w:eastAsia="Times New Roman" w:hAnsi="Times New Roman"/>
+          <w:b/>
+          <w:bCs/>
+          <w:sz w:val="21"/>
+          <w:szCs w:val="21"/>
+        </w:rPr>
+      </w:r>
+      <w:r>
+        <w:rPr>
+          <w:rFonts w:ascii="Times New Roman" w:cs="Times New Roman" w:eastAsia="Times New Roman" w:hAnsi="Times New Roman"/>
+          <w:sz w:val="21"/>
+          <w:szCs w:val="21"/>
+        </w:rPr>
+      </w:r>
+    </w:p>
+    <w:p>
+      <w:pPr>
+        <w:spacing w:after="80"/>
+      </w:pPr>
+      <w:r>
+        <w:rPr>
+          <w:rFonts w:ascii="Times New Roman" w:cs="Times New Roman" w:eastAsia="Times New Roman" w:hAnsi="Times New Roman"/>
+          <w:sz w:val="21"/>
+          <w:szCs w:val="21"/>
+        </w:rPr>
+        <w:t>9. New Perspectives and Research in Social Sciences, Bölüm adı:(BASIC PARAMETERS OF RUSSIA AND TURKEY IN THE EASTERN MEDITERRANEAN CRISIS IN THE LIGHT OF RECENT DEVELOPMENTS) (2021)., KURBAN VEFA, ÇÜMEN Nur, Lambert Academic Publishing, Editör:Ayça Sarıalioğlu Hayali, Basım sayısı:1, Sayfa Sayısı 225, ISBN:978-620-3-85455-8, İngilizce(Bilimsel Kitap)</w:t>
+      </w:r>
+      <w:r>
+        <w:rPr>
+          <w:rFonts w:ascii="Times New Roman" w:cs="Times New Roman" w:eastAsia="Times New Roman" w:hAnsi="Times New Roman"/>
+          <w:b/>
+          <w:bCs/>
+          <w:sz w:val="21"/>
+          <w:szCs w:val="21"/>
+        </w:rPr>
+      </w:r>
+      <w:r>
+        <w:rPr>
+          <w:rFonts w:ascii="Times New Roman" w:cs="Times New Roman" w:eastAsia="Times New Roman" w:hAnsi="Times New Roman"/>
+          <w:sz w:val="21"/>
+          <w:szCs w:val="21"/>
+        </w:rPr>
+      </w:r>
+    </w:p>
+    <w:p>
+      <w:pPr>
+        <w:spacing w:after="80"/>
+      </w:pPr>
+      <w:r>
+        <w:rPr>
+          <w:rFonts w:ascii="Times New Roman" w:cs="Times New Roman" w:eastAsia="Times New Roman" w:hAnsi="Times New Roman"/>
+          <w:sz w:val="21"/>
+          <w:szCs w:val="21"/>
+        </w:rPr>
+        <w:t>10. 100. Yılında Türkiye-Rusya İlişkileri (Moskova Antlaşması'ndan Günümüze), Bölüm adı:(SURİYE MESELESİ DİYALEKTİĞİNDE TÜRKİYE-RUSYA DİPLOMATİK PARADİGMASI (2015-2020)) (2021)., KURBAN VEFA, GÜL Burcu, AKÇAĞ, Editör:Prof. Dr. Mehmet OKUR, Dr. Öğr. Üyesi Yüksel KÜÇÜKER, Dr. Ahmet Nafiz ÜNALMIŞ, Basım sayısı:1, Sayfa Sayısı 52, ISBN:9978-605-342-713- 1, Türkçe(Bilimsel Kitap)</w:t>
+      </w:r>
+      <w:r>
+        <w:rPr>
+          <w:rFonts w:ascii="Times New Roman" w:cs="Times New Roman" w:eastAsia="Times New Roman" w:hAnsi="Times New Roman"/>
+          <w:b/>
+          <w:bCs/>
+          <w:sz w:val="21"/>
+          <w:szCs w:val="21"/>
+        </w:rPr>
+      </w:r>
+      <w:r>
+        <w:rPr>
+          <w:rFonts w:ascii="Times New Roman" w:cs="Times New Roman" w:eastAsia="Times New Roman" w:hAnsi="Times New Roman"/>
+          <w:sz w:val="21"/>
+          <w:szCs w:val="21"/>
+        </w:rPr>
+      </w:r>
+    </w:p>
+    <w:p>
+      <w:pPr>
+        <w:spacing w:after="80"/>
+      </w:pPr>
+      <w:r>
+        <w:rPr>
+          <w:rFonts w:ascii="Times New Roman" w:cs="Times New Roman" w:eastAsia="Times New Roman" w:hAnsi="Times New Roman"/>
+          <w:sz w:val="21"/>
+          <w:szCs w:val="21"/>
+        </w:rPr>
+        <w:t>11. Critical Studies in SOCIAL SCIENCES AND HUMANİTİES, Bölüm adı:(MILLENNIAL PAIN IN THE TRANS-CAUCASUS AND AZERBAIJAN) (2020)., KURBAN VEFA,ERGÜN OĞUZHAN, Livre de Lyon, Editör:Assoc. Prof. Dr. Mehmet SarıoğlanAsst. Prof. Dr. Sercan Hamza Bağlama, Basım sayısı:1, Sayfa Sayısı 24, ISBN:978-2-38236-066-8, İngilizce(Bilimsel Kitap)</w:t>
+      </w:r>
+      <w:r>
+        <w:rPr>
+          <w:rFonts w:ascii="Times New Roman" w:cs="Times New Roman" w:eastAsia="Times New Roman" w:hAnsi="Times New Roman"/>
+          <w:b/>
+          <w:bCs/>
+          <w:sz w:val="21"/>
+          <w:szCs w:val="21"/>
+        </w:rPr>
+      </w:r>
+      <w:r>
+        <w:rPr>
+          <w:rFonts w:ascii="Times New Roman" w:cs="Times New Roman" w:eastAsia="Times New Roman" w:hAnsi="Times New Roman"/>
+          <w:sz w:val="21"/>
+          <w:szCs w:val="21"/>
+        </w:rPr>
+      </w:r>
+    </w:p>
+    <w:p>
+      <w:pPr>
+        <w:spacing w:after="80"/>
+      </w:pPr>
+      <w:r>
+        <w:rPr>
+          <w:rFonts w:ascii="Times New Roman" w:cs="Times New Roman" w:eastAsia="Times New Roman" w:hAnsi="Times New Roman"/>
+          <w:sz w:val="21"/>
+          <w:szCs w:val="21"/>
+        </w:rPr>
+        <w:t>12. DİSİPLİNLERARASI POLİTİKA VİZYONU VE STRATEJİLER, Bölüm adı:(Tarihi Ve Güncel Boyutları İle Karabağ) (2020)., KURBAN VEFA, ÇÜMEN Nur, İKSAD, Editör:İbrahim Demir, Basım sayısı:1, Sayfa Sayısı 383, ISBN:978-625-7687-59-1, Türkçe(Bilimsel Kitap)</w:t>
+      </w:r>
+      <w:r>
+        <w:rPr>
+          <w:rFonts w:ascii="Times New Roman" w:cs="Times New Roman" w:eastAsia="Times New Roman" w:hAnsi="Times New Roman"/>
+          <w:b/>
+          <w:bCs/>
+          <w:sz w:val="21"/>
+          <w:szCs w:val="21"/>
+        </w:rPr>
+      </w:r>
+      <w:r>
+        <w:rPr>
+          <w:rFonts w:ascii="Times New Roman" w:cs="Times New Roman" w:eastAsia="Times New Roman" w:hAnsi="Times New Roman"/>
+          <w:sz w:val="21"/>
+          <w:szCs w:val="21"/>
+        </w:rPr>
+      </w:r>
+    </w:p>
+    <w:p>
+      <w:pPr>
+        <w:spacing w:after="80"/>
+      </w:pPr>
+      <w:r>
+        <w:rPr>
+          <w:rFonts w:ascii="Times New Roman" w:cs="Times New Roman" w:eastAsia="Times New Roman" w:hAnsi="Times New Roman"/>
+          <w:sz w:val="21"/>
+          <w:szCs w:val="21"/>
+        </w:rPr>
+        <w:t>13. SİYASİ, Sosyal ve Kültürel Yönleriyle Türkiye ve Rusya 3, Bölüm adı:(SSCB ve Türkiye-İki Ülkenin Sansürlü Basınında 12 Eylül1980 Askeri Darbesinin Yansımaları-Karşılaştırmalı Yaklaşım) (2019)., KURBAN VEFA, Berikan Yayınevi, Editör:Muhammed Mücahit Küçükyılmaz, Basım sayısı:1, Sayfa Sayısı 17, ISBN:9786057634986, İngilizce(Bilimsel Kitap)</w:t>
+      </w:r>
+      <w:r>
+        <w:rPr>
+          <w:rFonts w:ascii="Times New Roman" w:cs="Times New Roman" w:eastAsia="Times New Roman" w:hAnsi="Times New Roman"/>
+          <w:b/>
+          <w:bCs/>
+          <w:sz w:val="21"/>
+          <w:szCs w:val="21"/>
+        </w:rPr>
+      </w:r>
+      <w:r>
+        <w:rPr>
+          <w:rFonts w:ascii="Times New Roman" w:cs="Times New Roman" w:eastAsia="Times New Roman" w:hAnsi="Times New Roman"/>
+          <w:sz w:val="21"/>
+          <w:szCs w:val="21"/>
+        </w:rPr>
+      </w:r>
+    </w:p>
+    <w:p>
+      <w:pPr>
+        <w:spacing w:after="80"/>
+      </w:pPr>
+      <w:r>
+        <w:rPr>
+          <w:rFonts w:ascii="Times New Roman" w:cs="Times New Roman" w:eastAsia="Times New Roman" w:hAnsi="Times New Roman"/>
+          <w:sz w:val="21"/>
+          <w:szCs w:val="21"/>
+        </w:rPr>
+        <w:t>14. Bağımsızlıklarının Yirmi Yedinci Yılında Türk Cumhuriyetleri, Bölüm adı:(Azerbaycan) (2018)., KURBAN VEFA,Aslanlı Araz,Musayev Geray,Caferov Nazim, Ahmet Yesevi Üniversitesi, Editör:Ayşe Çolpan Yıldız, Murat Yılmaz, Basım sayısı:1, Sayfa Sayısı 465, ISBN:9789944237741, Türkçe(Bilimsel Kitap)</w:t>
+      </w:r>
+      <w:r>
+        <w:rPr>
+          <w:rFonts w:ascii="Times New Roman" w:cs="Times New Roman" w:eastAsia="Times New Roman" w:hAnsi="Times New Roman"/>
+          <w:b/>
+          <w:bCs/>
+          <w:sz w:val="21"/>
+          <w:szCs w:val="21"/>
+        </w:rPr>
+      </w:r>
+      <w:r>
+        <w:rPr>
+          <w:rFonts w:ascii="Times New Roman" w:cs="Times New Roman" w:eastAsia="Times New Roman" w:hAnsi="Times New Roman"/>
+          <w:sz w:val="21"/>
+          <w:szCs w:val="21"/>
+        </w:rPr>
       </w:r>
     </w:p>
     <w:p>
@@ -2429,20 +2373,91 @@
           <w:sz w:val="21"/>
           <w:szCs w:val="21"/>
         </w:rPr>
-        <w:t>2. Şuşa Yukarı Gövher Ağa Camii . Sanat Tarihi Dergisi, 32(2), 1001-1023., Doi: 10.29135/std.1309474</w:t>
-      </w:r>
-    </w:p>
-    <w:p>
-      <w:pPr>
-        <w:spacing w:after="80"/>
-      </w:pPr>
-      <w:r>
-        <w:rPr>
-          <w:rFonts w:ascii="Times New Roman" w:cs="Times New Roman" w:eastAsia="Times New Roman" w:hAnsi="Times New Roman"/>
-          <w:sz w:val="21"/>
-          <w:szCs w:val="21"/>
-        </w:rPr>
-        <w:t xml:space="preserve">3. 2. </w:t>
+        <w:t>2. Şuşa Yukarı Gövher Ağa Camii. Sanat Tarihi Dergisi, 32(2), 1001-1023., Doi: 10.29135/std.1309474</w:t>
+      </w:r>
+    </w:p>
+    <w:p>
+      <w:pPr>
+        <w:spacing w:after="80"/>
+      </w:pPr>
+      <w:r>
+        <w:rPr>
+          <w:rFonts w:ascii="Times New Roman" w:cs="Times New Roman" w:eastAsia="Times New Roman" w:hAnsi="Times New Roman"/>
+          <w:sz w:val="21"/>
+          <w:szCs w:val="21"/>
+        </w:rPr>
+        <w:t>3. KURBAN VEFA, BURCU GÜL (2023). CONSIDERING TURKISH-RUSSIAN RELATIONS FROM A HISTORICAL PERSPECTIVE: BORIS NIKOLAYEVICH YELTSIN’S PERIOD. ISLAMIC HISTORY AND LITERATURE, 2, 135-147.</w:t>
+      </w:r>
+      <w:r>
+        <w:rPr>
+          <w:rFonts w:ascii="Times New Roman" w:cs="Times New Roman" w:eastAsia="Times New Roman" w:hAnsi="Times New Roman"/>
+          <w:b/>
+          <w:bCs/>
+          <w:sz w:val="21"/>
+          <w:szCs w:val="21"/>
+        </w:rPr>
+      </w:r>
+      <w:r>
+        <w:rPr>
+          <w:rFonts w:ascii="Times New Roman" w:cs="Times New Roman" w:eastAsia="Times New Roman" w:hAnsi="Times New Roman"/>
+          <w:sz w:val="21"/>
+          <w:szCs w:val="21"/>
+        </w:rPr>
+      </w:r>
+    </w:p>
+    <w:p>
+      <w:pPr>
+        <w:spacing w:after="80"/>
+      </w:pPr>
+      <w:r>
+        <w:rPr>
+          <w:rFonts w:ascii="Times New Roman" w:cs="Times New Roman" w:eastAsia="Times New Roman" w:hAnsi="Times New Roman"/>
+          <w:sz w:val="21"/>
+          <w:szCs w:val="21"/>
+        </w:rPr>
+        <w:t>4. SAVAŞI YILLARINDA GERÇEKLEŞEN ADANA GÖRÜŞMELERİ (30-31 Ocak 1943). Çağdaş Türkiye Tarihi Araştırmaları Dergisi, 22(45), 797-823.</w:t>
+      </w:r>
+    </w:p>
+    <w:p>
+      <w:pPr>
+        <w:spacing w:after="80"/>
+      </w:pPr>
+      <w:r>
+        <w:rPr>
+          <w:rFonts w:ascii="Times New Roman" w:cs="Times New Roman" w:eastAsia="Times New Roman" w:hAnsi="Times New Roman"/>
+          <w:sz w:val="21"/>
+          <w:szCs w:val="21"/>
+        </w:rPr>
+        <w:t>5. KURBAN VEFA, Aslanlı Araz, Jafarov Nazim (2022). TURKEY-USSR RELATIONS DURING THE TURGUT OZAL ADMINISTRATION. STORINKY ISTORIYI-HISTORY PAGES(53)-286., Doi: 10.20535/2307- 5244.53.2021.248561</w:t>
+      </w:r>
+      <w:r>
+        <w:rPr>
+          <w:rFonts w:ascii="Times New Roman" w:cs="Times New Roman" w:eastAsia="Times New Roman" w:hAnsi="Times New Roman"/>
+          <w:b/>
+          <w:bCs/>
+          <w:sz w:val="21"/>
+          <w:szCs w:val="21"/>
+        </w:rPr>
+      </w:r>
+      <w:r>
+        <w:rPr>
+          <w:rFonts w:ascii="Times New Roman" w:cs="Times New Roman" w:eastAsia="Times New Roman" w:hAnsi="Times New Roman"/>
+          <w:sz w:val="21"/>
+          <w:szCs w:val="21"/>
+        </w:rPr>
+      </w:r>
+    </w:p>
+    <w:p>
+      <w:pPr>
+        <w:spacing w:after="80"/>
+      </w:pPr>
+      <w:r>
+        <w:rPr>
+          <w:rFonts w:ascii="Times New Roman" w:cs="Times New Roman" w:eastAsia="Times New Roman" w:hAnsi="Times New Roman"/>
+          <w:sz w:val="21"/>
+          <w:szCs w:val="21"/>
+        </w:rPr>
+        <w:t xml:space="preserve">6. ADMINISTRATION. Сторінки Історії, 53, 1-40., Doi: 10.20535/2307-5244.53.2021.248561 (Yayın No: 7556895) 6. </w:t>
       </w:r>
       <w:r>
         <w:rPr>
@@ -2460,33 +2475,136 @@
           <w:sz w:val="21"/>
           <w:szCs w:val="21"/>
         </w:rPr>
-        <w:t xml:space="preserve"> VEFA, BURCU GÜL (2023). CONSIDERING TURKISH-RUSSIAN RELATIONS FROM A HISTORICAL PERSPECTIVE: BORIS NIKOLAYEVICH YELTSIN’S PERIOD. ISLAMIC HISTORY AND LITERATURE, 2, 135-147.</w:t>
-      </w:r>
-    </w:p>
-    <w:p>
-      <w:pPr>
-        <w:spacing w:after="80"/>
-      </w:pPr>
-      <w:r>
-        <w:rPr>
-          <w:rFonts w:ascii="Times New Roman" w:cs="Times New Roman" w:eastAsia="Times New Roman" w:hAnsi="Times New Roman"/>
-          <w:sz w:val="21"/>
-          <w:szCs w:val="21"/>
-        </w:rPr>
-        <w:t>4. SAVAŞI YILLARINDA GERÇEKLEŞEN ADANA GÖRÜŞMELERİ (30-31 Ocak 1943). Çağdaş Türkiye Tarihi Araştırmaları Dergisi, 22(45), 797-823.</w:t>
-      </w:r>
-    </w:p>
-    <w:p>
-      <w:pPr>
-        <w:spacing w:after="80"/>
-      </w:pPr>
-      <w:r>
-        <w:rPr>
-          <w:rFonts w:ascii="Times New Roman" w:cs="Times New Roman" w:eastAsia="Times New Roman" w:hAnsi="Times New Roman"/>
-          <w:sz w:val="21"/>
-          <w:szCs w:val="21"/>
-        </w:rPr>
-        <w:t xml:space="preserve">5. 4. </w:t>
+        <w:t xml:space="preserve"> VEFA, ERGÜN OĞUZHAN (2021). The War Between Period and Exclamation Mark: New Reality and Nagorno-Karabakh: The Cemre that Fell to Nagorno-Karabakh. Tarih İncelemeleri Dergisi, 36(1), 209-251.</w:t>
+      </w:r>
+    </w:p>
+    <w:p>
+      <w:pPr>
+        <w:spacing w:after="80"/>
+      </w:pPr>
+      <w:r>
+        <w:rPr>
+          <w:rFonts w:ascii="Times New Roman" w:cs="Times New Roman" w:eastAsia="Times New Roman" w:hAnsi="Times New Roman"/>
+          <w:sz w:val="21"/>
+          <w:szCs w:val="21"/>
+        </w:rPr>
+        <w:t>7. ERGÜN OĞUZHAN,KURBAN VEFA (2020). BIG SHOWDOWNS IN SMALL SCALE: GEORGIA, RUSSIA AND OTHERS. International Journal of Social and Economic Sciences, 10(1), 22-32.</w:t>
+      </w:r>
+      <w:r>
+        <w:rPr>
+          <w:rFonts w:ascii="Times New Roman" w:cs="Times New Roman" w:eastAsia="Times New Roman" w:hAnsi="Times New Roman"/>
+          <w:b/>
+          <w:bCs/>
+          <w:sz w:val="21"/>
+          <w:szCs w:val="21"/>
+        </w:rPr>
+      </w:r>
+      <w:r>
+        <w:rPr>
+          <w:rFonts w:ascii="Times New Roman" w:cs="Times New Roman" w:eastAsia="Times New Roman" w:hAnsi="Times New Roman"/>
+          <w:sz w:val="21"/>
+          <w:szCs w:val="21"/>
+        </w:rPr>
+      </w:r>
+    </w:p>
+    <w:p>
+      <w:pPr>
+        <w:spacing w:after="80"/>
+      </w:pPr>
+      <w:r>
+        <w:rPr>
+          <w:rFonts w:ascii="Times New Roman" w:cs="Times New Roman" w:eastAsia="Times New Roman" w:hAnsi="Times New Roman"/>
+          <w:sz w:val="21"/>
+          <w:szCs w:val="21"/>
+        </w:rPr>
+        <w:t>8. KURBAN VEFA (2019). Causes of World War IFrom the Perspective of the Zionist Leader Vladimir Jabotinsky. ijsr, 9(2), 71-77., Doi: E-ISSN: 2667-4904, 9(2):71-77, 2019</w:t>
+      </w:r>
+      <w:r>
+        <w:rPr>
+          <w:rFonts w:ascii="Times New Roman" w:cs="Times New Roman" w:eastAsia="Times New Roman" w:hAnsi="Times New Roman"/>
+          <w:b/>
+          <w:bCs/>
+          <w:sz w:val="21"/>
+          <w:szCs w:val="21"/>
+        </w:rPr>
+      </w:r>
+      <w:r>
+        <w:rPr>
+          <w:rFonts w:ascii="Times New Roman" w:cs="Times New Roman" w:eastAsia="Times New Roman" w:hAnsi="Times New Roman"/>
+          <w:sz w:val="21"/>
+          <w:szCs w:val="21"/>
+        </w:rPr>
+      </w:r>
+    </w:p>
+    <w:p>
+      <w:pPr>
+        <w:spacing w:after="80"/>
+      </w:pPr>
+      <w:r>
+        <w:rPr>
+          <w:rFonts w:ascii="Times New Roman" w:cs="Times New Roman" w:eastAsia="Times New Roman" w:hAnsi="Times New Roman"/>
+          <w:sz w:val="21"/>
+          <w:szCs w:val="21"/>
+        </w:rPr>
+        <w:t>9. KURBAN VEFA (2018). STALIN’xxS TURKEY POLICY IN THE LIGHT OF ARCHIVE DOCUMENTS. International Refereed Journal of Research on Economics Management, 0(15), 0-0., Doi: 10.17373/UHEYAD.2018.1.2</w:t>
+      </w:r>
+      <w:r>
+        <w:rPr>
+          <w:rFonts w:ascii="Times New Roman" w:cs="Times New Roman" w:eastAsia="Times New Roman" w:hAnsi="Times New Roman"/>
+          <w:b/>
+          <w:bCs/>
+          <w:sz w:val="21"/>
+          <w:szCs w:val="21"/>
+        </w:rPr>
+      </w:r>
+      <w:r>
+        <w:rPr>
+          <w:rFonts w:ascii="Times New Roman" w:cs="Times New Roman" w:eastAsia="Times New Roman" w:hAnsi="Times New Roman"/>
+          <w:sz w:val="21"/>
+          <w:szCs w:val="21"/>
+        </w:rPr>
+      </w:r>
+    </w:p>
+    <w:p>
+      <w:pPr>
+        <w:spacing w:after="80"/>
+      </w:pPr>
+      <w:r>
+        <w:rPr>
+          <w:rFonts w:ascii="Times New Roman" w:cs="Times New Roman" w:eastAsia="Times New Roman" w:hAnsi="Times New Roman"/>
+          <w:sz w:val="21"/>
+          <w:szCs w:val="21"/>
+        </w:rPr>
+        <w:t>10. Uluslararası hakemli dergilerde yayımlanan makaleler: KURBAN VEFA (2018). STALIN’xxS TURKEY POLICY IN THE LIGHT OF ARCHIVE DOCUMENTS. International Refereed Journal of Research on Economics Management, 0(15), 0-0., Doi: 10.17373/UHEYAD.2018.1.2</w:t>
+      </w:r>
+      <w:r>
+        <w:rPr>
+          <w:rFonts w:ascii="Times New Roman" w:cs="Times New Roman" w:eastAsia="Times New Roman" w:hAnsi="Times New Roman"/>
+          <w:b/>
+          <w:bCs/>
+          <w:sz w:val="21"/>
+          <w:szCs w:val="21"/>
+        </w:rPr>
+      </w:r>
+      <w:r>
+        <w:rPr>
+          <w:rFonts w:ascii="Times New Roman" w:cs="Times New Roman" w:eastAsia="Times New Roman" w:hAnsi="Times New Roman"/>
+          <w:sz w:val="21"/>
+          <w:szCs w:val="21"/>
+        </w:rPr>
+      </w:r>
+    </w:p>
+    <w:p>
+      <w:pPr>
+        <w:spacing w:after="80"/>
+      </w:pPr>
+      <w:r>
+        <w:rPr>
+          <w:rFonts w:ascii="Times New Roman" w:cs="Times New Roman" w:eastAsia="Times New Roman" w:hAnsi="Times New Roman"/>
+          <w:sz w:val="21"/>
+          <w:szCs w:val="21"/>
+        </w:rPr>
+        <w:t>11. MERT HASAN,</w:t>
       </w:r>
       <w:r>
         <w:rPr>
@@ -2504,20 +2622,78 @@
           <w:sz w:val="21"/>
           <w:szCs w:val="21"/>
         </w:rPr>
-        <w:t xml:space="preserve"> VEFA, Aslanlı Araz, Jafarov Nazim (2022). TURKEY-USSR RELATIONS DURING THE TURGUT OZAL ADMINISTRATION. STORINKY ISTORIYI-HISTORY PAGES(53)-286., Doi: 10.20535/2307- 5244.53.2021.248561</w:t>
-      </w:r>
-    </w:p>
-    <w:p>
-      <w:pPr>
-        <w:spacing w:after="80"/>
-      </w:pPr>
-      <w:r>
-        <w:rPr>
-          <w:rFonts w:ascii="Times New Roman" w:cs="Times New Roman" w:eastAsia="Times New Roman" w:hAnsi="Times New Roman"/>
-          <w:sz w:val="21"/>
-          <w:szCs w:val="21"/>
-        </w:rPr>
-        <w:t xml:space="preserve">6. ADMINISTRATION. Сторінки Історії, 53, 1-40., Doi: 10.20535/2307-5244.53.2021.248561 (Yayın No: 7556895) 6. </w:t>
+        <w:t xml:space="preserve"> VEFA (2016). Azerbaycan Basınında 1915 Ermeni Meselesi. Anadolu Üniversitesi Sosyal Bilimler Dergisi, 16(3)</w:t>
+      </w:r>
+    </w:p>
+    <w:p>
+      <w:pPr>
+        <w:spacing w:after="80"/>
+      </w:pPr>
+      <w:r>
+        <w:rPr>
+          <w:rFonts w:ascii="Times New Roman" w:cs="Times New Roman" w:eastAsia="Times New Roman" w:hAnsi="Times New Roman"/>
+          <w:sz w:val="21"/>
+          <w:szCs w:val="21"/>
+        </w:rPr>
+        <w:t>12. KURBAN VEFA (2014). 1950-1960 Yıllarında Türkiye İle Sovyetler Birliği Arasındaki İlişkiler. Çağdaş Türkiye Tarihi Araştırmaları</w:t>
+      </w:r>
+      <w:r>
+        <w:rPr>
+          <w:rFonts w:ascii="Times New Roman" w:cs="Times New Roman" w:eastAsia="Times New Roman" w:hAnsi="Times New Roman"/>
+          <w:b/>
+          <w:bCs/>
+          <w:sz w:val="21"/>
+          <w:szCs w:val="21"/>
+        </w:rPr>
+      </w:r>
+      <w:r>
+        <w:rPr>
+          <w:rFonts w:ascii="Times New Roman" w:cs="Times New Roman" w:eastAsia="Times New Roman" w:hAnsi="Times New Roman"/>
+          <w:sz w:val="21"/>
+          <w:szCs w:val="21"/>
+        </w:rPr>
+      </w:r>
+    </w:p>
+    <w:p>
+      <w:pPr>
+        <w:spacing w:after="80"/>
+      </w:pPr>
+      <w:r>
+        <w:rPr>
+          <w:rFonts w:ascii="Times New Roman" w:cs="Times New Roman" w:eastAsia="Times New Roman" w:hAnsi="Times New Roman"/>
+          <w:sz w:val="21"/>
+          <w:szCs w:val="21"/>
+        </w:rPr>
+        <w:t>13. KURBAN VEFA (2018). XIX. Yüzyıl Sonlarında Azerbaycan’da Faaliyet Gösteren Misyoner Okullarından Birisi: Gori Seminaryası. Uluslararası Türk Coğrafyası Sosyal Bilimler Kongresi (/Sözlü Sunum)</w:t>
+      </w:r>
+      <w:r>
+        <w:rPr>
+          <w:rFonts w:ascii="Times New Roman" w:cs="Times New Roman" w:eastAsia="Times New Roman" w:hAnsi="Times New Roman"/>
+          <w:b/>
+          <w:bCs/>
+          <w:sz w:val="21"/>
+          <w:szCs w:val="21"/>
+        </w:rPr>
+      </w:r>
+      <w:r>
+        <w:rPr>
+          <w:rFonts w:ascii="Times New Roman" w:cs="Times New Roman" w:eastAsia="Times New Roman" w:hAnsi="Times New Roman"/>
+          <w:sz w:val="21"/>
+          <w:szCs w:val="21"/>
+        </w:rPr>
+      </w:r>
+    </w:p>
+    <w:p>
+      <w:pPr>
+        <w:spacing w:after="80"/>
+      </w:pPr>
+      <w:r>
+        <w:rPr>
+          <w:rFonts w:ascii="Times New Roman" w:cs="Times New Roman" w:eastAsia="Times New Roman" w:hAnsi="Times New Roman"/>
+          <w:sz w:val="21"/>
+          <w:szCs w:val="21"/>
+        </w:rPr>
+        <w:t xml:space="preserve">14. Kitap) (Yayın No: 8. I.Dünya Savaşı ve Türkiye (2020)., </w:t>
       </w:r>
       <w:r>
         <w:rPr>
@@ -2535,20 +2711,7 @@
           <w:sz w:val="21"/>
           <w:szCs w:val="21"/>
         </w:rPr>
-        <w:t xml:space="preserve"> VEFA, ERGÜN OĞUZHAN (2021). The War Between Period and Exclamation Mark: New Reality and Nagorno-Karabakh: The Cemre that Fell to Nagorno-Karabakh. Tarih İncelemeleri Dergisi, 36(1), 209-251.</w:t>
-      </w:r>
-    </w:p>
-    <w:p>
-      <w:pPr>
-        <w:spacing w:after="80"/>
-      </w:pPr>
-      <w:r>
-        <w:rPr>
-          <w:rFonts w:ascii="Times New Roman" w:cs="Times New Roman" w:eastAsia="Times New Roman" w:hAnsi="Times New Roman"/>
-          <w:sz w:val="21"/>
-          <w:szCs w:val="21"/>
-        </w:rPr>
-        <w:t>7. 7. ERGÜN OĞUZHAN,</w:t>
+        <w:t xml:space="preserve"> VEFA, Yeditepe, Editör:</w:t>
       </w:r>
       <w:r>
         <w:rPr>
@@ -2566,241 +2729,6 @@
           <w:sz w:val="21"/>
           <w:szCs w:val="21"/>
         </w:rPr>
-        <w:t xml:space="preserve"> VEFA (2020). BIG SHOWDOWNS IN SMALL SCALE: GEORGIA, RUSSIA AND OTHERS. International Journal of Social and Economic Sciences, 10(1), 22-32.</w:t>
-      </w:r>
-    </w:p>
-    <w:p>
-      <w:pPr>
-        <w:spacing w:after="80"/>
-      </w:pPr>
-      <w:r>
-        <w:rPr>
-          <w:rFonts w:ascii="Times New Roman" w:cs="Times New Roman" w:eastAsia="Times New Roman" w:hAnsi="Times New Roman"/>
-          <w:sz w:val="21"/>
-          <w:szCs w:val="21"/>
-        </w:rPr>
-        <w:t xml:space="preserve">8. 8. </w:t>
-      </w:r>
-      <w:r>
-        <w:rPr>
-          <w:rFonts w:ascii="Times New Roman" w:cs="Times New Roman" w:eastAsia="Times New Roman" w:hAnsi="Times New Roman"/>
-          <w:b/>
-          <w:bCs/>
-          <w:sz w:val="21"/>
-          <w:szCs w:val="21"/>
-        </w:rPr>
-        <w:t>KURBAN</w:t>
-      </w:r>
-      <w:r>
-        <w:rPr>
-          <w:rFonts w:ascii="Times New Roman" w:cs="Times New Roman" w:eastAsia="Times New Roman" w:hAnsi="Times New Roman"/>
-          <w:sz w:val="21"/>
-          <w:szCs w:val="21"/>
-        </w:rPr>
-        <w:t xml:space="preserve"> VEFA (2019). Causes of World War IFrom the Perspective of the Zionist Leader Vladimir Jabotinsky. ijsr, 9(2), 71-77., Doi: E-ISSN: 2667-4904, 9(2):71-77, 2019</w:t>
-      </w:r>
-    </w:p>
-    <w:p>
-      <w:pPr>
-        <w:spacing w:after="80"/>
-      </w:pPr>
-      <w:r>
-        <w:rPr>
-          <w:rFonts w:ascii="Times New Roman" w:cs="Times New Roman" w:eastAsia="Times New Roman" w:hAnsi="Times New Roman"/>
-          <w:sz w:val="21"/>
-          <w:szCs w:val="21"/>
-        </w:rPr>
-        <w:t xml:space="preserve">9. 9. </w:t>
-      </w:r>
-      <w:r>
-        <w:rPr>
-          <w:rFonts w:ascii="Times New Roman" w:cs="Times New Roman" w:eastAsia="Times New Roman" w:hAnsi="Times New Roman"/>
-          <w:b/>
-          <w:bCs/>
-          <w:sz w:val="21"/>
-          <w:szCs w:val="21"/>
-        </w:rPr>
-        <w:t>KURBAN</w:t>
-      </w:r>
-      <w:r>
-        <w:rPr>
-          <w:rFonts w:ascii="Times New Roman" w:cs="Times New Roman" w:eastAsia="Times New Roman" w:hAnsi="Times New Roman"/>
-          <w:sz w:val="21"/>
-          <w:szCs w:val="21"/>
-        </w:rPr>
-        <w:t xml:space="preserve"> VEFA (2018). STALIN’xxS TURKEY POLICY IN THE LIGHT OF ARCHIVE DOCUMENTS. International Refereed Journal of Research on Economics Management, 0(15), 0-0., Doi: 10.17373/UHEYAD.2018.1.2</w:t>
-      </w:r>
-    </w:p>
-    <w:p>
-      <w:pPr>
-        <w:spacing w:after="80"/>
-      </w:pPr>
-      <w:r>
-        <w:rPr>
-          <w:rFonts w:ascii="Times New Roman" w:cs="Times New Roman" w:eastAsia="Times New Roman" w:hAnsi="Times New Roman"/>
-          <w:sz w:val="21"/>
-          <w:szCs w:val="21"/>
-        </w:rPr>
-        <w:t xml:space="preserve">10. 10. Uluslararası hakemli dergilerde yayımlanan makaleler: </w:t>
-      </w:r>
-      <w:r>
-        <w:rPr>
-          <w:rFonts w:ascii="Times New Roman" w:cs="Times New Roman" w:eastAsia="Times New Roman" w:hAnsi="Times New Roman"/>
-          <w:b/>
-          <w:bCs/>
-          <w:sz w:val="21"/>
-          <w:szCs w:val="21"/>
-        </w:rPr>
-        <w:t>KURBAN</w:t>
-      </w:r>
-      <w:r>
-        <w:rPr>
-          <w:rFonts w:ascii="Times New Roman" w:cs="Times New Roman" w:eastAsia="Times New Roman" w:hAnsi="Times New Roman"/>
-          <w:sz w:val="21"/>
-          <w:szCs w:val="21"/>
-        </w:rPr>
-        <w:t xml:space="preserve"> VEFA (2018). STALIN’xxS TURKEY POLICY IN THE LIGHT OF ARCHIVE DOCUMENTS. International Refereed Journal of Research on Economics Management, 0(15), 0-0., Doi: 10.17373/UHEYAD.2018.1.2</w:t>
-      </w:r>
-    </w:p>
-    <w:p>
-      <w:pPr>
-        <w:spacing w:after="80"/>
-      </w:pPr>
-      <w:r>
-        <w:rPr>
-          <w:rFonts w:ascii="Times New Roman" w:cs="Times New Roman" w:eastAsia="Times New Roman" w:hAnsi="Times New Roman"/>
-          <w:sz w:val="21"/>
-          <w:szCs w:val="21"/>
-        </w:rPr>
-        <w:t>11. MERT HASAN,</w:t>
-      </w:r>
-      <w:r>
-        <w:rPr>
-          <w:rFonts w:ascii="Times New Roman" w:cs="Times New Roman" w:eastAsia="Times New Roman" w:hAnsi="Times New Roman"/>
-          <w:b/>
-          <w:bCs/>
-          <w:sz w:val="21"/>
-          <w:szCs w:val="21"/>
-        </w:rPr>
-        <w:t>KURBAN</w:t>
-      </w:r>
-      <w:r>
-        <w:rPr>
-          <w:rFonts w:ascii="Times New Roman" w:cs="Times New Roman" w:eastAsia="Times New Roman" w:hAnsi="Times New Roman"/>
-          <w:sz w:val="21"/>
-          <w:szCs w:val="21"/>
-        </w:rPr>
-        <w:t xml:space="preserve"> VEFA (2016). Azerbaycan Basınında 1915 Ermeni Meselesi. Anadolu Üniversitesi Sosyal Bilimler Dergisi, 16(3)</w:t>
-      </w:r>
-    </w:p>
-    <w:p>
-      <w:pPr>
-        <w:spacing w:after="80"/>
-      </w:pPr>
-      <w:r>
-        <w:rPr>
-          <w:rFonts w:ascii="Times New Roman" w:cs="Times New Roman" w:eastAsia="Times New Roman" w:hAnsi="Times New Roman"/>
-          <w:sz w:val="21"/>
-          <w:szCs w:val="21"/>
-        </w:rPr>
-        <w:t xml:space="preserve">12. 11. </w:t>
-      </w:r>
-      <w:r>
-        <w:rPr>
-          <w:rFonts w:ascii="Times New Roman" w:cs="Times New Roman" w:eastAsia="Times New Roman" w:hAnsi="Times New Roman"/>
-          <w:b/>
-          <w:bCs/>
-          <w:sz w:val="21"/>
-          <w:szCs w:val="21"/>
-        </w:rPr>
-        <w:t>KURBAN</w:t>
-      </w:r>
-      <w:r>
-        <w:rPr>
-          <w:rFonts w:ascii="Times New Roman" w:cs="Times New Roman" w:eastAsia="Times New Roman" w:hAnsi="Times New Roman"/>
-          <w:sz w:val="21"/>
-          <w:szCs w:val="21"/>
-        </w:rPr>
-        <w:t xml:space="preserve"> VEFA (2014). 1950-1960 Yıllarında Türkiye İle Sovyetler Birliği Arasındaki İlişkiler. Çağdaş Türkiye Tarihi Araştırmaları</w:t>
-      </w:r>
-    </w:p>
-    <w:p>
-      <w:pPr>
-        <w:spacing w:after="80"/>
-      </w:pPr>
-      <w:r>
-        <w:rPr>
-          <w:rFonts w:ascii="Times New Roman" w:cs="Times New Roman" w:eastAsia="Times New Roman" w:hAnsi="Times New Roman"/>
-          <w:sz w:val="21"/>
-          <w:szCs w:val="21"/>
-        </w:rPr>
-        <w:t xml:space="preserve">13. 9. </w:t>
-      </w:r>
-      <w:r>
-        <w:rPr>
-          <w:rFonts w:ascii="Times New Roman" w:cs="Times New Roman" w:eastAsia="Times New Roman" w:hAnsi="Times New Roman"/>
-          <w:b/>
-          <w:bCs/>
-          <w:sz w:val="21"/>
-          <w:szCs w:val="21"/>
-        </w:rPr>
-        <w:t>KURBAN</w:t>
-      </w:r>
-      <w:r>
-        <w:rPr>
-          <w:rFonts w:ascii="Times New Roman" w:cs="Times New Roman" w:eastAsia="Times New Roman" w:hAnsi="Times New Roman"/>
-          <w:sz w:val="21"/>
-          <w:szCs w:val="21"/>
-        </w:rPr>
-        <w:t xml:space="preserve"> VEFA (2018). XIX. Yüzyıl Sonlarında Azerbaycan’da Faaliyet Gösteren Misyoner Okullarından Birisi: Gori Seminaryası,. Uluslararası Türk Coğrafyası Sosyal Bilimler Kongresi (/Sözlü Sunum)</w:t>
-      </w:r>
-    </w:p>
-    <w:p>
-      <w:pPr>
-        <w:spacing w:after="80"/>
-      </w:pPr>
-      <w:r>
-        <w:rPr>
-          <w:rFonts w:ascii="Times New Roman" w:cs="Times New Roman" w:eastAsia="Times New Roman" w:hAnsi="Times New Roman"/>
-          <w:sz w:val="21"/>
-          <w:szCs w:val="21"/>
-        </w:rPr>
-        <w:t xml:space="preserve">14. Kitap) (Yayın No: 8. I.Dünya Savaşı ve Türkiye (2020)., </w:t>
-      </w:r>
-      <w:r>
-        <w:rPr>
-          <w:rFonts w:ascii="Times New Roman" w:cs="Times New Roman" w:eastAsia="Times New Roman" w:hAnsi="Times New Roman"/>
-          <w:b/>
-          <w:bCs/>
-          <w:sz w:val="21"/>
-          <w:szCs w:val="21"/>
-        </w:rPr>
-        <w:t>KURBAN</w:t>
-      </w:r>
-      <w:r>
-        <w:rPr>
-          <w:rFonts w:ascii="Times New Roman" w:cs="Times New Roman" w:eastAsia="Times New Roman" w:hAnsi="Times New Roman"/>
-          <w:sz w:val="21"/>
-          <w:szCs w:val="21"/>
-        </w:rPr>
-        <w:t xml:space="preserve"> VEFA, Yeditepe, Editör:</w:t>
-      </w:r>
-      <w:r>
-        <w:rPr>
-          <w:rFonts w:ascii="Times New Roman" w:cs="Times New Roman" w:eastAsia="Times New Roman" w:hAnsi="Times New Roman"/>
-          <w:b/>
-          <w:bCs/>
-          <w:sz w:val="21"/>
-          <w:szCs w:val="21"/>
-        </w:rPr>
-        <w:t>KURBAN</w:t>
-      </w:r>
-      <w:r>
-        <w:rPr>
-          <w:rFonts w:ascii="Times New Roman" w:cs="Times New Roman" w:eastAsia="Times New Roman" w:hAnsi="Times New Roman"/>
-          <w:sz w:val="21"/>
-          <w:szCs w:val="21"/>
-        </w:rPr>
         <w:t xml:space="preserve"> VEFA, Basım sayısı:1, Sayfa Sayısı 119, ISBN:9786057800954, Türkçe(Kitap Tercümesi)</w:t>
       </w:r>
     </w:p>
@@ -2814,477 +2742,445 @@
           <w:sz w:val="21"/>
           <w:szCs w:val="21"/>
         </w:rPr>
-        <w:t xml:space="preserve">15. 9. Rusya’xxnın Doğuşundan Çar II.Nikolay’xxa Rus Hükumeti (2018)., </w:t>
-      </w:r>
-      <w:r>
-        <w:rPr>
-          <w:rFonts w:ascii="Times New Roman" w:cs="Times New Roman" w:eastAsia="Times New Roman" w:hAnsi="Times New Roman"/>
-          <w:b/>
-          <w:bCs/>
-          <w:sz w:val="21"/>
-          <w:szCs w:val="21"/>
-        </w:rPr>
-        <w:t>KURBAN</w:t>
-      </w:r>
-      <w:r>
-        <w:rPr>
-          <w:rFonts w:ascii="Times New Roman" w:cs="Times New Roman" w:eastAsia="Times New Roman" w:hAnsi="Times New Roman"/>
-          <w:sz w:val="21"/>
-          <w:szCs w:val="21"/>
-        </w:rPr>
-        <w:t xml:space="preserve"> VEFA, Yeditepe, Basım sayısı:1, Sayfa Sayısı 102, ISBN:9786052070536, Osmanlıca(Kitap Tercümesi)</w:t>
-      </w:r>
-    </w:p>
-    <w:p>
-      <w:pPr>
-        <w:spacing w:after="80"/>
-      </w:pPr>
-      <w:r>
-        <w:rPr>
-          <w:rFonts w:ascii="Times New Roman" w:cs="Times New Roman" w:eastAsia="Times New Roman" w:hAnsi="Times New Roman"/>
-          <w:sz w:val="21"/>
-          <w:szCs w:val="21"/>
-        </w:rPr>
-        <w:t xml:space="preserve">16. 11. İLK ÇAĞLARDAN XX.YÜZYIL BAŞLARINA KADAR AZERBAYCAN TARİHİ (2014)., </w:t>
-      </w:r>
-      <w:r>
-        <w:rPr>
-          <w:rFonts w:ascii="Times New Roman" w:cs="Times New Roman" w:eastAsia="Times New Roman" w:hAnsi="Times New Roman"/>
-          <w:b/>
-          <w:bCs/>
-          <w:sz w:val="21"/>
-          <w:szCs w:val="21"/>
-        </w:rPr>
-        <w:t>KURBAN</w:t>
-      </w:r>
-      <w:r>
-        <w:rPr>
-          <w:rFonts w:ascii="Times New Roman" w:cs="Times New Roman" w:eastAsia="Times New Roman" w:hAnsi="Times New Roman"/>
-          <w:sz w:val="21"/>
-          <w:szCs w:val="21"/>
-        </w:rPr>
-        <w:t xml:space="preserve"> VEFA, İQ, Editör:</w:t>
-      </w:r>
-      <w:r>
-        <w:rPr>
-          <w:rFonts w:ascii="Times New Roman" w:cs="Times New Roman" w:eastAsia="Times New Roman" w:hAnsi="Times New Roman"/>
-          <w:b/>
-          <w:bCs/>
-          <w:sz w:val="21"/>
-          <w:szCs w:val="21"/>
-        </w:rPr>
-        <w:t>KURBAN</w:t>
-      </w:r>
-      <w:r>
-        <w:rPr>
-          <w:rFonts w:ascii="Times New Roman" w:cs="Times New Roman" w:eastAsia="Times New Roman" w:hAnsi="Times New Roman"/>
-          <w:sz w:val="21"/>
-          <w:szCs w:val="21"/>
-        </w:rPr>
-        <w:t xml:space="preserve"> VEFA, Basım sayısı:1, Sayfa Sayısı 360, ISBN:978-975-255-417-7, Türkçe(Kitap Tercümesi)</w:t>
-      </w:r>
-    </w:p>
-    <w:p>
-      <w:pPr>
-        <w:spacing w:after="80"/>
-      </w:pPr>
-      <w:r>
-        <w:rPr>
-          <w:rFonts w:ascii="Times New Roman" w:cs="Times New Roman" w:eastAsia="Times New Roman" w:hAnsi="Times New Roman"/>
-          <w:sz w:val="21"/>
-          <w:szCs w:val="21"/>
-        </w:rPr>
-        <w:t xml:space="preserve">17. 13. Neriman Nerimanov ve Türkiye Politikası (2012)., </w:t>
-      </w:r>
-      <w:r>
-        <w:rPr>
-          <w:rFonts w:ascii="Times New Roman" w:cs="Times New Roman" w:eastAsia="Times New Roman" w:hAnsi="Times New Roman"/>
-          <w:b/>
-          <w:bCs/>
-          <w:sz w:val="21"/>
-          <w:szCs w:val="21"/>
-        </w:rPr>
-        <w:t>KURBAN</w:t>
-      </w:r>
-      <w:r>
-        <w:rPr>
-          <w:rFonts w:ascii="Times New Roman" w:cs="Times New Roman" w:eastAsia="Times New Roman" w:hAnsi="Times New Roman"/>
-          <w:sz w:val="21"/>
-          <w:szCs w:val="21"/>
-        </w:rPr>
-        <w:t xml:space="preserve"> VEFA, Bakü İlmi Araştırmalar Merkezi, Editör:Hasan Mert, Basım sayısı:1, Sayfa Sayısı 161, Türkçe(Araştırma (Tez Hariç) Kitabı)</w:t>
-      </w:r>
-    </w:p>
-    <w:p>
-      <w:pPr>
-        <w:spacing w:after="80"/>
-      </w:pPr>
-      <w:r>
-        <w:rPr>
-          <w:rFonts w:ascii="Times New Roman" w:cs="Times New Roman" w:eastAsia="Times New Roman" w:hAnsi="Times New Roman"/>
-          <w:sz w:val="21"/>
-          <w:szCs w:val="21"/>
-        </w:rPr>
-        <w:t xml:space="preserve">18. 1. Diğer Yayınlar </w:t>
-      </w:r>
-      <w:r>
-        <w:rPr>
-          <w:rFonts w:ascii="Times New Roman" w:cs="Times New Roman" w:eastAsia="Times New Roman" w:hAnsi="Times New Roman"/>
-          <w:b/>
-          <w:bCs/>
-          <w:sz w:val="21"/>
-          <w:szCs w:val="21"/>
-        </w:rPr>
-        <w:t>KURBAN</w:t>
-      </w:r>
-      <w:r>
-        <w:rPr>
-          <w:rFonts w:ascii="Times New Roman" w:cs="Times New Roman" w:eastAsia="Times New Roman" w:hAnsi="Times New Roman"/>
-          <w:sz w:val="21"/>
-          <w:szCs w:val="21"/>
-        </w:rPr>
-        <w:t xml:space="preserve"> VEFA (2021). VLADİMİR PUTİN İKTİDARININ İLK YILLARI VE TÜRKİYE İLE İLİŞKİLER CUMHURİYET GAZETESİ SAYFALARINDA. Yeni Türkiye(120), 308-317. (Ulusal) (Hakemsiz) (MAKALE Özgün Makale)</w:t>
-      </w:r>
-    </w:p>
-    <w:p>
-      <w:pPr>
-        <w:spacing w:after="80"/>
-      </w:pPr>
-      <w:r>
-        <w:rPr>
-          <w:rFonts w:ascii="Times New Roman" w:cs="Times New Roman" w:eastAsia="Times New Roman" w:hAnsi="Times New Roman"/>
-          <w:sz w:val="21"/>
-          <w:szCs w:val="21"/>
-        </w:rPr>
-        <w:t xml:space="preserve">19. 1. </w:t>
-      </w:r>
-      <w:r>
-        <w:rPr>
-          <w:rFonts w:ascii="Times New Roman" w:cs="Times New Roman" w:eastAsia="Times New Roman" w:hAnsi="Times New Roman"/>
-          <w:b/>
-          <w:bCs/>
-          <w:sz w:val="21"/>
-          <w:szCs w:val="21"/>
-        </w:rPr>
-        <w:t>KURBAN</w:t>
-      </w:r>
-      <w:r>
-        <w:rPr>
-          <w:rFonts w:ascii="Times New Roman" w:cs="Times New Roman" w:eastAsia="Times New Roman" w:hAnsi="Times New Roman"/>
-          <w:sz w:val="21"/>
-          <w:szCs w:val="21"/>
-        </w:rPr>
-        <w:t xml:space="preserve"> VEFA,ÇÜMEN NUR (2020). Tarihi ve Güncel Boyutları İle Karabağ. ULİSA 12, 12(8), 20- 33. (Ulusal) (Hakemsiz) (MAKALE Özgün Makale)</w:t>
-      </w:r>
-    </w:p>
-    <w:p>
-      <w:pPr>
-        <w:spacing w:after="80"/>
-      </w:pPr>
-      <w:r>
-        <w:rPr>
-          <w:rFonts w:ascii="Times New Roman" w:cs="Times New Roman" w:eastAsia="Times New Roman" w:hAnsi="Times New Roman"/>
-          <w:sz w:val="21"/>
-          <w:szCs w:val="21"/>
-        </w:rPr>
-        <w:t xml:space="preserve">20. 2. </w:t>
-      </w:r>
-      <w:r>
-        <w:rPr>
-          <w:rFonts w:ascii="Times New Roman" w:cs="Times New Roman" w:eastAsia="Times New Roman" w:hAnsi="Times New Roman"/>
-          <w:b/>
-          <w:bCs/>
-          <w:sz w:val="21"/>
-          <w:szCs w:val="21"/>
-        </w:rPr>
-        <w:t>KURBAN</w:t>
-      </w:r>
-      <w:r>
-        <w:rPr>
-          <w:rFonts w:ascii="Times New Roman" w:cs="Times New Roman" w:eastAsia="Times New Roman" w:hAnsi="Times New Roman"/>
-          <w:sz w:val="21"/>
-          <w:szCs w:val="21"/>
-        </w:rPr>
-        <w:t xml:space="preserve"> VEFA (2016). Bağdat Paktı’xxnın Türk-Sovyet İlişkilerine Etkisi. Yeni Türkiye(83), 875- 883. (Ulusal) (Hakemsiz) (MAKALE Özgün Makale)</w:t>
-      </w:r>
-    </w:p>
-    <w:p>
-      <w:pPr>
-        <w:spacing w:after="80"/>
-      </w:pPr>
-      <w:r>
-        <w:rPr>
-          <w:rFonts w:ascii="Times New Roman" w:cs="Times New Roman" w:eastAsia="Times New Roman" w:hAnsi="Times New Roman"/>
-          <w:sz w:val="21"/>
-          <w:szCs w:val="21"/>
-        </w:rPr>
-        <w:t xml:space="preserve">21. 3. </w:t>
-      </w:r>
-      <w:r>
-        <w:rPr>
-          <w:rFonts w:ascii="Times New Roman" w:cs="Times New Roman" w:eastAsia="Times New Roman" w:hAnsi="Times New Roman"/>
-          <w:b/>
-          <w:bCs/>
-          <w:sz w:val="21"/>
-          <w:szCs w:val="21"/>
-        </w:rPr>
-        <w:t>KURBAN</w:t>
-      </w:r>
-      <w:r>
-        <w:rPr>
-          <w:rFonts w:ascii="Times New Roman" w:cs="Times New Roman" w:eastAsia="Times New Roman" w:hAnsi="Times New Roman"/>
-          <w:sz w:val="21"/>
-          <w:szCs w:val="21"/>
-        </w:rPr>
-        <w:t xml:space="preserve"> VEFA,ÇANAKLI OKTAY (2015). Sovyetler Birliği’xxnde Dine Bakış ve ”Allahsız” Dergisi. Yeni Türkiye(74), 237-245. (Ulusal) (Hakemsiz) (MAKALE Özgün Makale)</w:t>
-      </w:r>
-    </w:p>
-    <w:p>
-      <w:pPr>
-        <w:spacing w:after="80"/>
-      </w:pPr>
-      <w:r>
-        <w:rPr>
-          <w:rFonts w:ascii="Times New Roman" w:cs="Times New Roman" w:eastAsia="Times New Roman" w:hAnsi="Times New Roman"/>
-          <w:sz w:val="21"/>
-          <w:szCs w:val="21"/>
-        </w:rPr>
-        <w:t xml:space="preserve">22. 4. </w:t>
-      </w:r>
-      <w:r>
-        <w:rPr>
-          <w:rFonts w:ascii="Times New Roman" w:cs="Times New Roman" w:eastAsia="Times New Roman" w:hAnsi="Times New Roman"/>
-          <w:b/>
-          <w:bCs/>
-          <w:sz w:val="21"/>
-          <w:szCs w:val="21"/>
-        </w:rPr>
-        <w:t>KURBAN</w:t>
-      </w:r>
-      <w:r>
-        <w:rPr>
-          <w:rFonts w:ascii="Times New Roman" w:cs="Times New Roman" w:eastAsia="Times New Roman" w:hAnsi="Times New Roman"/>
-          <w:sz w:val="21"/>
-          <w:szCs w:val="21"/>
-        </w:rPr>
-        <w:t xml:space="preserve"> VEFA (2015). Türkiye Azerbaycan Ermenistan Üçgeni Sınır Problemi. VatanBir(10), 37-38. (Ulusal) (Hakemsiz) (MAKALE Özgün Makale)</w:t>
-      </w:r>
-    </w:p>
-    <w:p>
-      <w:pPr>
-        <w:spacing w:after="80"/>
-      </w:pPr>
-      <w:r>
-        <w:rPr>
-          <w:rFonts w:ascii="Times New Roman" w:cs="Times New Roman" w:eastAsia="Times New Roman" w:hAnsi="Times New Roman"/>
-          <w:sz w:val="21"/>
-          <w:szCs w:val="21"/>
-        </w:rPr>
-        <w:t>23. 5. Aslanlı Araz,</w:t>
-      </w:r>
-      <w:r>
-        <w:rPr>
-          <w:rFonts w:ascii="Times New Roman" w:cs="Times New Roman" w:eastAsia="Times New Roman" w:hAnsi="Times New Roman"/>
-          <w:b/>
-          <w:bCs/>
-          <w:sz w:val="21"/>
-          <w:szCs w:val="21"/>
-        </w:rPr>
-        <w:t>KURBAN</w:t>
-      </w:r>
-      <w:r>
-        <w:rPr>
-          <w:rFonts w:ascii="Times New Roman" w:cs="Times New Roman" w:eastAsia="Times New Roman" w:hAnsi="Times New Roman"/>
-          <w:sz w:val="21"/>
-          <w:szCs w:val="21"/>
-        </w:rPr>
-        <w:t xml:space="preserve"> VEFA (2012). 2011 yılında Azerbaycan-Türkiye Siyasi Münasebetleri. EcoVision(10), 56-60. (Uluslararası) (Hakemsiz) (MAKALE Özgün Makale)</w:t>
-      </w:r>
-    </w:p>
-    <w:p>
-      <w:pPr>
-        <w:spacing w:after="80"/>
-      </w:pPr>
-      <w:r>
-        <w:rPr>
-          <w:rFonts w:ascii="Times New Roman" w:cs="Times New Roman" w:eastAsia="Times New Roman" w:hAnsi="Times New Roman"/>
-          <w:sz w:val="21"/>
-          <w:szCs w:val="21"/>
-        </w:rPr>
-        <w:t xml:space="preserve">24. 6. </w:t>
-      </w:r>
-      <w:r>
-        <w:rPr>
-          <w:rFonts w:ascii="Times New Roman" w:cs="Times New Roman" w:eastAsia="Times New Roman" w:hAnsi="Times New Roman"/>
-          <w:b/>
-          <w:bCs/>
-          <w:sz w:val="21"/>
-          <w:szCs w:val="21"/>
-        </w:rPr>
-        <w:t>KURBAN</w:t>
-      </w:r>
-      <w:r>
-        <w:rPr>
-          <w:rFonts w:ascii="Times New Roman" w:cs="Times New Roman" w:eastAsia="Times New Roman" w:hAnsi="Times New Roman"/>
-          <w:sz w:val="21"/>
-          <w:szCs w:val="21"/>
-        </w:rPr>
-        <w:t xml:space="preserve"> VEFA (2009). Nevruz. VatanBir(8), 16-17. (Ulusal) (Hakemsiz) (MAKALE Özgün Makale)</w:t>
-      </w:r>
-    </w:p>
-    <w:p>
-      <w:pPr>
-        <w:spacing w:after="80"/>
-      </w:pPr>
-      <w:r>
-        <w:rPr>
-          <w:rFonts w:ascii="Times New Roman" w:cs="Times New Roman" w:eastAsia="Times New Roman" w:hAnsi="Times New Roman"/>
-          <w:sz w:val="21"/>
-          <w:szCs w:val="21"/>
-        </w:rPr>
-        <w:t xml:space="preserve">25. 7. </w:t>
-      </w:r>
-      <w:r>
-        <w:rPr>
-          <w:rFonts w:ascii="Times New Roman" w:cs="Times New Roman" w:eastAsia="Times New Roman" w:hAnsi="Times New Roman"/>
-          <w:b/>
-          <w:bCs/>
-          <w:sz w:val="21"/>
-          <w:szCs w:val="21"/>
-        </w:rPr>
-        <w:t>KURBAN</w:t>
-      </w:r>
-      <w:r>
-        <w:rPr>
-          <w:rFonts w:ascii="Times New Roman" w:cs="Times New Roman" w:eastAsia="Times New Roman" w:hAnsi="Times New Roman"/>
-          <w:sz w:val="21"/>
-          <w:szCs w:val="21"/>
-        </w:rPr>
-        <w:t xml:space="preserve"> VEFA (2009). Azerbaycan ın Etnik ve Dini Yapısı. VatanBir(6), 12-14. (Ulusal) (Hakemsiz) (MAKALE Özgün Makale)</w:t>
-      </w:r>
-    </w:p>
-    <w:p>
-      <w:pPr>
-        <w:spacing w:after="80"/>
-      </w:pPr>
-      <w:r>
-        <w:rPr>
-          <w:rFonts w:ascii="Times New Roman" w:cs="Times New Roman" w:eastAsia="Times New Roman" w:hAnsi="Times New Roman"/>
-          <w:sz w:val="21"/>
-          <w:szCs w:val="21"/>
-        </w:rPr>
-        <w:t xml:space="preserve">26. 8. </w:t>
-      </w:r>
-      <w:r>
-        <w:rPr>
-          <w:rFonts w:ascii="Times New Roman" w:cs="Times New Roman" w:eastAsia="Times New Roman" w:hAnsi="Times New Roman"/>
-          <w:b/>
-          <w:bCs/>
-          <w:sz w:val="21"/>
-          <w:szCs w:val="21"/>
-        </w:rPr>
-        <w:t>KURBAN</w:t>
-      </w:r>
-      <w:r>
-        <w:rPr>
-          <w:rFonts w:ascii="Times New Roman" w:cs="Times New Roman" w:eastAsia="Times New Roman" w:hAnsi="Times New Roman"/>
-          <w:sz w:val="21"/>
-          <w:szCs w:val="21"/>
-        </w:rPr>
-        <w:t xml:space="preserve"> VEFA (2009). Milli Egemenlik ve Atatürk. VatanBir(9), 5-6. (Ulusal) (Hakemsiz) (MAKALE Özgün Makale)</w:t>
-      </w:r>
-    </w:p>
-    <w:p>
-      <w:pPr>
-        <w:spacing w:after="80"/>
-      </w:pPr>
-      <w:r>
-        <w:rPr>
-          <w:rFonts w:ascii="Times New Roman" w:cs="Times New Roman" w:eastAsia="Times New Roman" w:hAnsi="Times New Roman"/>
-          <w:sz w:val="21"/>
-          <w:szCs w:val="21"/>
-        </w:rPr>
-        <w:t xml:space="preserve">27. 9. </w:t>
-      </w:r>
-      <w:r>
-        <w:rPr>
-          <w:rFonts w:ascii="Times New Roman" w:cs="Times New Roman" w:eastAsia="Times New Roman" w:hAnsi="Times New Roman"/>
-          <w:b/>
-          <w:bCs/>
-          <w:sz w:val="21"/>
-          <w:szCs w:val="21"/>
-        </w:rPr>
-        <w:t>KURBAN</w:t>
-      </w:r>
-      <w:r>
-        <w:rPr>
-          <w:rFonts w:ascii="Times New Roman" w:cs="Times New Roman" w:eastAsia="Times New Roman" w:hAnsi="Times New Roman"/>
-          <w:sz w:val="21"/>
-          <w:szCs w:val="21"/>
-        </w:rPr>
-        <w:t xml:space="preserve"> VEFA (2008). Türkler ve Şehircilik. VatanBir(4), 48-50. (Ulusal) (Hakemsiz) (MAKALE Özgün Makale)</w:t>
-      </w:r>
-    </w:p>
-    <w:p>
-      <w:pPr>
-        <w:spacing w:after="80"/>
-      </w:pPr>
-      <w:r>
-        <w:rPr>
-          <w:rFonts w:ascii="Times New Roman" w:cs="Times New Roman" w:eastAsia="Times New Roman" w:hAnsi="Times New Roman"/>
-          <w:sz w:val="21"/>
-          <w:szCs w:val="21"/>
-        </w:rPr>
-        <w:t xml:space="preserve">28. 10. </w:t>
-      </w:r>
-      <w:r>
-        <w:rPr>
-          <w:rFonts w:ascii="Times New Roman" w:cs="Times New Roman" w:eastAsia="Times New Roman" w:hAnsi="Times New Roman"/>
-          <w:b/>
-          <w:bCs/>
-          <w:sz w:val="21"/>
-          <w:szCs w:val="21"/>
-        </w:rPr>
-        <w:t>KURBAN</w:t>
-      </w:r>
-      <w:r>
-        <w:rPr>
-          <w:rFonts w:ascii="Times New Roman" w:cs="Times New Roman" w:eastAsia="Times New Roman" w:hAnsi="Times New Roman"/>
-          <w:sz w:val="21"/>
-          <w:szCs w:val="21"/>
-        </w:rPr>
-        <w:t xml:space="preserve"> VEFA (2008). Kafkasya da Ermeni İskanları. VatanBir(3), 50-52. (Ulusal) (Hakemsiz) (MAKALE Özgün Makale)</w:t>
-      </w:r>
-    </w:p>
-    <w:p>
-      <w:pPr>
-        <w:spacing w:after="80"/>
-      </w:pPr>
-      <w:r>
-        <w:rPr>
-          <w:rFonts w:ascii="Times New Roman" w:cs="Times New Roman" w:eastAsia="Times New Roman" w:hAnsi="Times New Roman"/>
-          <w:sz w:val="21"/>
-          <w:szCs w:val="21"/>
-        </w:rPr>
-        <w:t xml:space="preserve">29. 11. </w:t>
-      </w:r>
-      <w:r>
-        <w:rPr>
-          <w:rFonts w:ascii="Times New Roman" w:cs="Times New Roman" w:eastAsia="Times New Roman" w:hAnsi="Times New Roman"/>
-          <w:b/>
-          <w:bCs/>
-          <w:sz w:val="21"/>
-          <w:szCs w:val="21"/>
-        </w:rPr>
-        <w:t>KURBAN</w:t>
-      </w:r>
-      <w:r>
-        <w:rPr>
-          <w:rFonts w:ascii="Times New Roman" w:cs="Times New Roman" w:eastAsia="Times New Roman" w:hAnsi="Times New Roman"/>
-          <w:sz w:val="21"/>
-          <w:szCs w:val="21"/>
-        </w:rPr>
-        <w:t xml:space="preserve"> VEFA (2008). Nazar ve Üzerlik otu. VatanBir(2), 31-32. (Ulusal) (Hakemsiz) (MAKALE Özgün Makale)</w:t>
+        <w:t>15. Rusya’xxnın Doğuşundan Çar II.Nikolay’xxa Rus Hükumeti (2018)., KURBAN VEFA, Yeditepe, Basım sayısı:1, Sayfa Sayısı 102, ISBN:9786052070536, Osmanlıca(Kitap Tercümesi)</w:t>
+      </w:r>
+      <w:r>
+        <w:rPr>
+          <w:rFonts w:ascii="Times New Roman" w:cs="Times New Roman" w:eastAsia="Times New Roman" w:hAnsi="Times New Roman"/>
+          <w:b/>
+          <w:bCs/>
+          <w:sz w:val="21"/>
+          <w:szCs w:val="21"/>
+        </w:rPr>
+      </w:r>
+      <w:r>
+        <w:rPr>
+          <w:rFonts w:ascii="Times New Roman" w:cs="Times New Roman" w:eastAsia="Times New Roman" w:hAnsi="Times New Roman"/>
+          <w:sz w:val="21"/>
+          <w:szCs w:val="21"/>
+        </w:rPr>
+      </w:r>
+    </w:p>
+    <w:p>
+      <w:pPr>
+        <w:spacing w:after="80"/>
+      </w:pPr>
+      <w:r>
+        <w:rPr>
+          <w:rFonts w:ascii="Times New Roman" w:cs="Times New Roman" w:eastAsia="Times New Roman" w:hAnsi="Times New Roman"/>
+          <w:sz w:val="21"/>
+          <w:szCs w:val="21"/>
+        </w:rPr>
+        <w:t>16. İLK ÇAĞLARDAN XX.YÜZYIL BAŞLARINA KADAR AZERBAYCAN TARİHİ (2014)., KURBAN VEFA, İQ, Editör:KURBAN VEFA, Basım sayısı:1, Sayfa Sayısı 360, ISBN:978-975-255-417-7, Türkçe(Kitap Tercümesi)</w:t>
+      </w:r>
+      <w:r>
+        <w:rPr>
+          <w:rFonts w:ascii="Times New Roman" w:cs="Times New Roman" w:eastAsia="Times New Roman" w:hAnsi="Times New Roman"/>
+          <w:b/>
+          <w:bCs/>
+          <w:sz w:val="21"/>
+          <w:szCs w:val="21"/>
+        </w:rPr>
+      </w:r>
+      <w:r>
+        <w:rPr>
+          <w:rFonts w:ascii="Times New Roman" w:cs="Times New Roman" w:eastAsia="Times New Roman" w:hAnsi="Times New Roman"/>
+          <w:sz w:val="21"/>
+          <w:szCs w:val="21"/>
+        </w:rPr>
+      </w:r>
+      <w:r>
+        <w:rPr>
+          <w:rFonts w:ascii="Times New Roman" w:cs="Times New Roman" w:eastAsia="Times New Roman" w:hAnsi="Times New Roman"/>
+          <w:b/>
+          <w:bCs/>
+          <w:sz w:val="21"/>
+          <w:szCs w:val="21"/>
+        </w:rPr>
+      </w:r>
+      <w:r>
+        <w:rPr>
+          <w:rFonts w:ascii="Times New Roman" w:cs="Times New Roman" w:eastAsia="Times New Roman" w:hAnsi="Times New Roman"/>
+          <w:sz w:val="21"/>
+          <w:szCs w:val="21"/>
+        </w:rPr>
+      </w:r>
+    </w:p>
+    <w:p>
+      <w:pPr>
+        <w:spacing w:after="80"/>
+      </w:pPr>
+      <w:r>
+        <w:rPr>
+          <w:rFonts w:ascii="Times New Roman" w:cs="Times New Roman" w:eastAsia="Times New Roman" w:hAnsi="Times New Roman"/>
+          <w:sz w:val="21"/>
+          <w:szCs w:val="21"/>
+        </w:rPr>
+        <w:t>17. Neriman Nerimanov ve Türkiye Politikası (2012)., KURBAN VEFA, Bakü İlmi Araştırmalar Merkezi, Editör:Hasan Mert, Basım sayısı:1, Sayfa Sayısı 161, Türkçe(Araştırma (Tez Hariç) Kitabı)</w:t>
+      </w:r>
+      <w:r>
+        <w:rPr>
+          <w:rFonts w:ascii="Times New Roman" w:cs="Times New Roman" w:eastAsia="Times New Roman" w:hAnsi="Times New Roman"/>
+          <w:b/>
+          <w:bCs/>
+          <w:sz w:val="21"/>
+          <w:szCs w:val="21"/>
+        </w:rPr>
+      </w:r>
+      <w:r>
+        <w:rPr>
+          <w:rFonts w:ascii="Times New Roman" w:cs="Times New Roman" w:eastAsia="Times New Roman" w:hAnsi="Times New Roman"/>
+          <w:sz w:val="21"/>
+          <w:szCs w:val="21"/>
+        </w:rPr>
+      </w:r>
+    </w:p>
+    <w:p>
+      <w:pPr>
+        <w:spacing w:after="80"/>
+      </w:pPr>
+      <w:r>
+        <w:rPr>
+          <w:rFonts w:ascii="Times New Roman" w:cs="Times New Roman" w:eastAsia="Times New Roman" w:hAnsi="Times New Roman"/>
+          <w:sz w:val="21"/>
+          <w:szCs w:val="21"/>
+        </w:rPr>
+        <w:t>18. Diğer Yayınlar KURBAN VEFA (2021). VLADİMİR PUTİN İKTİDARININ İLK YILLARI VE TÜRKİYE İLE İLİŞKİLER CUMHURİYET GAZETESİ SAYFALARINDA. Yeni Türkiye(120), 308-317. (Ulusal) (Hakemsiz) (MAKALE Özgün Makale)</w:t>
+      </w:r>
+      <w:r>
+        <w:rPr>
+          <w:rFonts w:ascii="Times New Roman" w:cs="Times New Roman" w:eastAsia="Times New Roman" w:hAnsi="Times New Roman"/>
+          <w:b/>
+          <w:bCs/>
+          <w:sz w:val="21"/>
+          <w:szCs w:val="21"/>
+        </w:rPr>
+      </w:r>
+      <w:r>
+        <w:rPr>
+          <w:rFonts w:ascii="Times New Roman" w:cs="Times New Roman" w:eastAsia="Times New Roman" w:hAnsi="Times New Roman"/>
+          <w:sz w:val="21"/>
+          <w:szCs w:val="21"/>
+        </w:rPr>
+      </w:r>
+    </w:p>
+    <w:p>
+      <w:pPr>
+        <w:spacing w:after="80"/>
+      </w:pPr>
+      <w:r>
+        <w:rPr>
+          <w:rFonts w:ascii="Times New Roman" w:cs="Times New Roman" w:eastAsia="Times New Roman" w:hAnsi="Times New Roman"/>
+          <w:sz w:val="21"/>
+          <w:szCs w:val="21"/>
+        </w:rPr>
+        <w:t>19. KURBAN VEFA,ÇÜMEN NUR (2020). Tarihi ve Güncel Boyutları İle Karabağ. ULİSA 12, 12(8), 20- 33. (Ulusal) (Hakemsiz) (MAKALE Özgün Makale)</w:t>
+      </w:r>
+      <w:r>
+        <w:rPr>
+          <w:rFonts w:ascii="Times New Roman" w:cs="Times New Roman" w:eastAsia="Times New Roman" w:hAnsi="Times New Roman"/>
+          <w:b/>
+          <w:bCs/>
+          <w:sz w:val="21"/>
+          <w:szCs w:val="21"/>
+        </w:rPr>
+      </w:r>
+      <w:r>
+        <w:rPr>
+          <w:rFonts w:ascii="Times New Roman" w:cs="Times New Roman" w:eastAsia="Times New Roman" w:hAnsi="Times New Roman"/>
+          <w:sz w:val="21"/>
+          <w:szCs w:val="21"/>
+        </w:rPr>
+      </w:r>
+    </w:p>
+    <w:p>
+      <w:pPr>
+        <w:spacing w:after="80"/>
+      </w:pPr>
+      <w:r>
+        <w:rPr>
+          <w:rFonts w:ascii="Times New Roman" w:cs="Times New Roman" w:eastAsia="Times New Roman" w:hAnsi="Times New Roman"/>
+          <w:sz w:val="21"/>
+          <w:szCs w:val="21"/>
+        </w:rPr>
+        <w:t>20. KURBAN VEFA (2016). Bağdat Paktı’xxnın Türk-Sovyet İlişkilerine Etkisi. Yeni Türkiye(83), 875- 883. (Ulusal) (Hakemsiz) (MAKALE Özgün Makale)</w:t>
+      </w:r>
+      <w:r>
+        <w:rPr>
+          <w:rFonts w:ascii="Times New Roman" w:cs="Times New Roman" w:eastAsia="Times New Roman" w:hAnsi="Times New Roman"/>
+          <w:b/>
+          <w:bCs/>
+          <w:sz w:val="21"/>
+          <w:szCs w:val="21"/>
+        </w:rPr>
+      </w:r>
+      <w:r>
+        <w:rPr>
+          <w:rFonts w:ascii="Times New Roman" w:cs="Times New Roman" w:eastAsia="Times New Roman" w:hAnsi="Times New Roman"/>
+          <w:sz w:val="21"/>
+          <w:szCs w:val="21"/>
+        </w:rPr>
+      </w:r>
+    </w:p>
+    <w:p>
+      <w:pPr>
+        <w:spacing w:after="80"/>
+      </w:pPr>
+      <w:r>
+        <w:rPr>
+          <w:rFonts w:ascii="Times New Roman" w:cs="Times New Roman" w:eastAsia="Times New Roman" w:hAnsi="Times New Roman"/>
+          <w:sz w:val="21"/>
+          <w:szCs w:val="21"/>
+        </w:rPr>
+        <w:t>21. KURBAN VEFA,ÇANAKLI OKTAY (2015). Sovyetler Birliği’xxnde Dine Bakış ve ”Allahsız” Dergisi. Yeni Türkiye(74), 237-245. (Ulusal) (Hakemsiz) (MAKALE Özgün Makale)</w:t>
+      </w:r>
+      <w:r>
+        <w:rPr>
+          <w:rFonts w:ascii="Times New Roman" w:cs="Times New Roman" w:eastAsia="Times New Roman" w:hAnsi="Times New Roman"/>
+          <w:b/>
+          <w:bCs/>
+          <w:sz w:val="21"/>
+          <w:szCs w:val="21"/>
+        </w:rPr>
+      </w:r>
+      <w:r>
+        <w:rPr>
+          <w:rFonts w:ascii="Times New Roman" w:cs="Times New Roman" w:eastAsia="Times New Roman" w:hAnsi="Times New Roman"/>
+          <w:sz w:val="21"/>
+          <w:szCs w:val="21"/>
+        </w:rPr>
+      </w:r>
+    </w:p>
+    <w:p>
+      <w:pPr>
+        <w:spacing w:after="80"/>
+      </w:pPr>
+      <w:r>
+        <w:rPr>
+          <w:rFonts w:ascii="Times New Roman" w:cs="Times New Roman" w:eastAsia="Times New Roman" w:hAnsi="Times New Roman"/>
+          <w:sz w:val="21"/>
+          <w:szCs w:val="21"/>
+        </w:rPr>
+        <w:t>22. KURBAN VEFA (2015). Türkiye Azerbaycan Ermenistan Üçgeni Sınır Problemi. VatanBir(10), 37-38. (Ulusal) (Hakemsiz) (MAKALE Özgün Makale)</w:t>
+      </w:r>
+      <w:r>
+        <w:rPr>
+          <w:rFonts w:ascii="Times New Roman" w:cs="Times New Roman" w:eastAsia="Times New Roman" w:hAnsi="Times New Roman"/>
+          <w:b/>
+          <w:bCs/>
+          <w:sz w:val="21"/>
+          <w:szCs w:val="21"/>
+        </w:rPr>
+      </w:r>
+      <w:r>
+        <w:rPr>
+          <w:rFonts w:ascii="Times New Roman" w:cs="Times New Roman" w:eastAsia="Times New Roman" w:hAnsi="Times New Roman"/>
+          <w:sz w:val="21"/>
+          <w:szCs w:val="21"/>
+        </w:rPr>
+      </w:r>
+    </w:p>
+    <w:p>
+      <w:pPr>
+        <w:spacing w:after="80"/>
+      </w:pPr>
+      <w:r>
+        <w:rPr>
+          <w:rFonts w:ascii="Times New Roman" w:cs="Times New Roman" w:eastAsia="Times New Roman" w:hAnsi="Times New Roman"/>
+          <w:sz w:val="21"/>
+          <w:szCs w:val="21"/>
+        </w:rPr>
+        <w:t>23. Aslanlı Araz,KURBAN VEFA (2012). 2011 yılında Azerbaycan-Türkiye Siyasi Münasebetleri. EcoVision(10), 56-60. (Uluslararası) (Hakemsiz) (MAKALE Özgün Makale)</w:t>
+      </w:r>
+      <w:r>
+        <w:rPr>
+          <w:rFonts w:ascii="Times New Roman" w:cs="Times New Roman" w:eastAsia="Times New Roman" w:hAnsi="Times New Roman"/>
+          <w:b/>
+          <w:bCs/>
+          <w:sz w:val="21"/>
+          <w:szCs w:val="21"/>
+        </w:rPr>
+      </w:r>
+      <w:r>
+        <w:rPr>
+          <w:rFonts w:ascii="Times New Roman" w:cs="Times New Roman" w:eastAsia="Times New Roman" w:hAnsi="Times New Roman"/>
+          <w:sz w:val="21"/>
+          <w:szCs w:val="21"/>
+        </w:rPr>
+      </w:r>
+    </w:p>
+    <w:p>
+      <w:pPr>
+        <w:spacing w:after="80"/>
+      </w:pPr>
+      <w:r>
+        <w:rPr>
+          <w:rFonts w:ascii="Times New Roman" w:cs="Times New Roman" w:eastAsia="Times New Roman" w:hAnsi="Times New Roman"/>
+          <w:sz w:val="21"/>
+          <w:szCs w:val="21"/>
+        </w:rPr>
+        <w:t>24. KURBAN VEFA (2009). Nevruz. VatanBir(8), 16-17. (Ulusal) (Hakemsiz) (MAKALE Özgün Makale)</w:t>
+      </w:r>
+      <w:r>
+        <w:rPr>
+          <w:rFonts w:ascii="Times New Roman" w:cs="Times New Roman" w:eastAsia="Times New Roman" w:hAnsi="Times New Roman"/>
+          <w:b/>
+          <w:bCs/>
+          <w:sz w:val="21"/>
+          <w:szCs w:val="21"/>
+        </w:rPr>
+      </w:r>
+      <w:r>
+        <w:rPr>
+          <w:rFonts w:ascii="Times New Roman" w:cs="Times New Roman" w:eastAsia="Times New Roman" w:hAnsi="Times New Roman"/>
+          <w:sz w:val="21"/>
+          <w:szCs w:val="21"/>
+        </w:rPr>
+      </w:r>
+    </w:p>
+    <w:p>
+      <w:pPr>
+        <w:spacing w:after="80"/>
+      </w:pPr>
+      <w:r>
+        <w:rPr>
+          <w:rFonts w:ascii="Times New Roman" w:cs="Times New Roman" w:eastAsia="Times New Roman" w:hAnsi="Times New Roman"/>
+          <w:sz w:val="21"/>
+          <w:szCs w:val="21"/>
+        </w:rPr>
+        <w:t>25. KURBAN VEFA (2009). Azerbaycan ın Etnik ve Dini Yapısı. VatanBir(6), 12-14. (Ulusal) (Hakemsiz) (MAKALE Özgün Makale)</w:t>
+      </w:r>
+      <w:r>
+        <w:rPr>
+          <w:rFonts w:ascii="Times New Roman" w:cs="Times New Roman" w:eastAsia="Times New Roman" w:hAnsi="Times New Roman"/>
+          <w:b/>
+          <w:bCs/>
+          <w:sz w:val="21"/>
+          <w:szCs w:val="21"/>
+        </w:rPr>
+      </w:r>
+      <w:r>
+        <w:rPr>
+          <w:rFonts w:ascii="Times New Roman" w:cs="Times New Roman" w:eastAsia="Times New Roman" w:hAnsi="Times New Roman"/>
+          <w:sz w:val="21"/>
+          <w:szCs w:val="21"/>
+        </w:rPr>
+      </w:r>
+    </w:p>
+    <w:p>
+      <w:pPr>
+        <w:spacing w:after="80"/>
+      </w:pPr>
+      <w:r>
+        <w:rPr>
+          <w:rFonts w:ascii="Times New Roman" w:cs="Times New Roman" w:eastAsia="Times New Roman" w:hAnsi="Times New Roman"/>
+          <w:sz w:val="21"/>
+          <w:szCs w:val="21"/>
+        </w:rPr>
+        <w:t>26. KURBAN VEFA (2009). Milli Egemenlik ve Atatürk. VatanBir(9), 5-6. (Ulusal) (Hakemsiz) (MAKALE Özgün Makale)</w:t>
+      </w:r>
+      <w:r>
+        <w:rPr>
+          <w:rFonts w:ascii="Times New Roman" w:cs="Times New Roman" w:eastAsia="Times New Roman" w:hAnsi="Times New Roman"/>
+          <w:b/>
+          <w:bCs/>
+          <w:sz w:val="21"/>
+          <w:szCs w:val="21"/>
+        </w:rPr>
+      </w:r>
+      <w:r>
+        <w:rPr>
+          <w:rFonts w:ascii="Times New Roman" w:cs="Times New Roman" w:eastAsia="Times New Roman" w:hAnsi="Times New Roman"/>
+          <w:sz w:val="21"/>
+          <w:szCs w:val="21"/>
+        </w:rPr>
+      </w:r>
+    </w:p>
+    <w:p>
+      <w:pPr>
+        <w:spacing w:after="80"/>
+      </w:pPr>
+      <w:r>
+        <w:rPr>
+          <w:rFonts w:ascii="Times New Roman" w:cs="Times New Roman" w:eastAsia="Times New Roman" w:hAnsi="Times New Roman"/>
+          <w:sz w:val="21"/>
+          <w:szCs w:val="21"/>
+        </w:rPr>
+        <w:t>27. KURBAN VEFA (2008). Türkler ve Şehircilik. VatanBir(4), 48-50. (Ulusal) (Hakemsiz) (MAKALE Özgün Makale)</w:t>
+      </w:r>
+      <w:r>
+        <w:rPr>
+          <w:rFonts w:ascii="Times New Roman" w:cs="Times New Roman" w:eastAsia="Times New Roman" w:hAnsi="Times New Roman"/>
+          <w:b/>
+          <w:bCs/>
+          <w:sz w:val="21"/>
+          <w:szCs w:val="21"/>
+        </w:rPr>
+      </w:r>
+      <w:r>
+        <w:rPr>
+          <w:rFonts w:ascii="Times New Roman" w:cs="Times New Roman" w:eastAsia="Times New Roman" w:hAnsi="Times New Roman"/>
+          <w:sz w:val="21"/>
+          <w:szCs w:val="21"/>
+        </w:rPr>
+      </w:r>
+    </w:p>
+    <w:p>
+      <w:pPr>
+        <w:spacing w:after="80"/>
+      </w:pPr>
+      <w:r>
+        <w:rPr>
+          <w:rFonts w:ascii="Times New Roman" w:cs="Times New Roman" w:eastAsia="Times New Roman" w:hAnsi="Times New Roman"/>
+          <w:sz w:val="21"/>
+          <w:szCs w:val="21"/>
+        </w:rPr>
+        <w:t>28. KURBAN VEFA (2008). Kafkasya da Ermeni İskanları. VatanBir(3), 50-52. (Ulusal) (Hakemsiz) (MAKALE Özgün Makale)</w:t>
+      </w:r>
+      <w:r>
+        <w:rPr>
+          <w:rFonts w:ascii="Times New Roman" w:cs="Times New Roman" w:eastAsia="Times New Roman" w:hAnsi="Times New Roman"/>
+          <w:b/>
+          <w:bCs/>
+          <w:sz w:val="21"/>
+          <w:szCs w:val="21"/>
+        </w:rPr>
+      </w:r>
+      <w:r>
+        <w:rPr>
+          <w:rFonts w:ascii="Times New Roman" w:cs="Times New Roman" w:eastAsia="Times New Roman" w:hAnsi="Times New Roman"/>
+          <w:sz w:val="21"/>
+          <w:szCs w:val="21"/>
+        </w:rPr>
+      </w:r>
+    </w:p>
+    <w:p>
+      <w:pPr>
+        <w:spacing w:after="80"/>
+      </w:pPr>
+      <w:r>
+        <w:rPr>
+          <w:rFonts w:ascii="Times New Roman" w:cs="Times New Roman" w:eastAsia="Times New Roman" w:hAnsi="Times New Roman"/>
+          <w:sz w:val="21"/>
+          <w:szCs w:val="21"/>
+        </w:rPr>
+        <w:t>29. KURBAN VEFA (2008). Nazar ve Üzerlik otu. VatanBir(2), 31-32. (Ulusal) (Hakemsiz) (MAKALE Özgün Makale)</w:t>
+      </w:r>
+      <w:r>
+        <w:rPr>
+          <w:rFonts w:ascii="Times New Roman" w:cs="Times New Roman" w:eastAsia="Times New Roman" w:hAnsi="Times New Roman"/>
+          <w:b/>
+          <w:bCs/>
+          <w:sz w:val="21"/>
+          <w:szCs w:val="21"/>
+        </w:rPr>
+      </w:r>
+      <w:r>
+        <w:rPr>
+          <w:rFonts w:ascii="Times New Roman" w:cs="Times New Roman" w:eastAsia="Times New Roman" w:hAnsi="Times New Roman"/>
+          <w:sz w:val="21"/>
+          <w:szCs w:val="21"/>
+        </w:rPr>
       </w:r>
     </w:p>
     <w:p>
@@ -3359,7 +3255,297 @@
           <w:sz w:val="21"/>
           <w:szCs w:val="21"/>
         </w:rPr>
-        <w:t xml:space="preserve">3. 3. </w:t>
+        <w:t>3. KURBAN VEFA,ERGÜN OĞUZHAN (2020). Türkiye ve Rusya İlişkilerinde Paradoksal Sürtünmeler. I.ULUSLARARASI SOVYET SONRASI TÜRKİYE-RUSYA İLİŞKİLERİ SEMPOZYUMU, 111-127. (Tam Metin Bildiri/Sözlü Sunum)</w:t>
+      </w:r>
+      <w:r>
+        <w:rPr>
+          <w:rFonts w:ascii="Times New Roman" w:cs="Times New Roman" w:eastAsia="Times New Roman" w:hAnsi="Times New Roman"/>
+          <w:b/>
+          <w:bCs/>
+          <w:sz w:val="21"/>
+          <w:szCs w:val="21"/>
+        </w:rPr>
+      </w:r>
+      <w:r>
+        <w:rPr>
+          <w:rFonts w:ascii="Times New Roman" w:cs="Times New Roman" w:eastAsia="Times New Roman" w:hAnsi="Times New Roman"/>
+          <w:sz w:val="21"/>
+          <w:szCs w:val="21"/>
+        </w:rPr>
+      </w:r>
+    </w:p>
+    <w:p>
+      <w:pPr>
+        <w:spacing w:after="80"/>
+      </w:pPr>
+      <w:r>
+        <w:rPr>
+          <w:rFonts w:ascii="Times New Roman" w:cs="Times New Roman" w:eastAsia="Times New Roman" w:hAnsi="Times New Roman"/>
+          <w:sz w:val="21"/>
+          <w:szCs w:val="21"/>
+        </w:rPr>
+        <w:t>4. KURBAN VEFA,EFE ESMA,AVCI BÜŞRA (2019). TÜRK ve RUS DIŞ POLİTİKALARINDA AVRASYACILIK: KARŞILAŞTIRMALI YAKLAŞIM. İnternational EUROASİA Congress on Scientific Researches and Recent Trends-V (Özet Bildiri/Sözlü Sunum)</w:t>
+      </w:r>
+      <w:r>
+        <w:rPr>
+          <w:rFonts w:ascii="Times New Roman" w:cs="Times New Roman" w:eastAsia="Times New Roman" w:hAnsi="Times New Roman"/>
+          <w:b/>
+          <w:bCs/>
+          <w:sz w:val="21"/>
+          <w:szCs w:val="21"/>
+        </w:rPr>
+      </w:r>
+      <w:r>
+        <w:rPr>
+          <w:rFonts w:ascii="Times New Roman" w:cs="Times New Roman" w:eastAsia="Times New Roman" w:hAnsi="Times New Roman"/>
+          <w:sz w:val="21"/>
+          <w:szCs w:val="21"/>
+        </w:rPr>
+      </w:r>
+    </w:p>
+    <w:p>
+      <w:pPr>
+        <w:spacing w:after="80"/>
+      </w:pPr>
+      <w:r>
+        <w:rPr>
+          <w:rFonts w:ascii="Times New Roman" w:cs="Times New Roman" w:eastAsia="Times New Roman" w:hAnsi="Times New Roman"/>
+          <w:sz w:val="21"/>
+          <w:szCs w:val="21"/>
+        </w:rPr>
+        <w:t>5. KURBAN VEFA (2019). VLADİMİR JABOTİNSKY: TÜRKLER, OSMANLIDEVLETİ’NDEKİ AZINLIKLAR VE TÜRKÇE. ULUSLARARASI TÜRK KÜLTÜRÜ SEMPOZYUMUDİL – TARİH – COĞRAFYA, 1, 29-36. (Tam Metin Bildiri/Sözlü Sunum)</w:t>
+      </w:r>
+      <w:r>
+        <w:rPr>
+          <w:rFonts w:ascii="Times New Roman" w:cs="Times New Roman" w:eastAsia="Times New Roman" w:hAnsi="Times New Roman"/>
+          <w:b/>
+          <w:bCs/>
+          <w:sz w:val="21"/>
+          <w:szCs w:val="21"/>
+        </w:rPr>
+      </w:r>
+      <w:r>
+        <w:rPr>
+          <w:rFonts w:ascii="Times New Roman" w:cs="Times New Roman" w:eastAsia="Times New Roman" w:hAnsi="Times New Roman"/>
+          <w:sz w:val="21"/>
+          <w:szCs w:val="21"/>
+        </w:rPr>
+      </w:r>
+    </w:p>
+    <w:p>
+      <w:pPr>
+        <w:spacing w:after="80"/>
+      </w:pPr>
+      <w:r>
+        <w:rPr>
+          <w:rFonts w:ascii="Times New Roman" w:cs="Times New Roman" w:eastAsia="Times New Roman" w:hAnsi="Times New Roman"/>
+          <w:sz w:val="21"/>
+          <w:szCs w:val="21"/>
+        </w:rPr>
+        <w:t>6. KURBAN VEFA (2019). USSR and Turkey, Reflection of The Turkish Military Coup 12 September 1980 in Two Censored Press Comparative Approach. UTRAK, II.Uluslararası Türk-Rus Dünyası Akademik Araştırmalar Kongresi (Özet Bildiri/Sözlü Sunum)</w:t>
+      </w:r>
+      <w:r>
+        <w:rPr>
+          <w:rFonts w:ascii="Times New Roman" w:cs="Times New Roman" w:eastAsia="Times New Roman" w:hAnsi="Times New Roman"/>
+          <w:b/>
+          <w:bCs/>
+          <w:sz w:val="21"/>
+          <w:szCs w:val="21"/>
+        </w:rPr>
+      </w:r>
+      <w:r>
+        <w:rPr>
+          <w:rFonts w:ascii="Times New Roman" w:cs="Times New Roman" w:eastAsia="Times New Roman" w:hAnsi="Times New Roman"/>
+          <w:sz w:val="21"/>
+          <w:szCs w:val="21"/>
+        </w:rPr>
+      </w:r>
+    </w:p>
+    <w:p>
+      <w:pPr>
+        <w:spacing w:after="80"/>
+      </w:pPr>
+      <w:r>
+        <w:rPr>
+          <w:rFonts w:ascii="Times New Roman" w:cs="Times New Roman" w:eastAsia="Times New Roman" w:hAnsi="Times New Roman"/>
+          <w:sz w:val="21"/>
+          <w:szCs w:val="21"/>
+        </w:rPr>
+        <w:t>7. KURBAN VEFA (2019). Causes of World War I, From the Perspective of the Zionist Leader Vladimir Jabotinsky. İCPEMS, 5TH İnternational Congress on Political Economic and Management Sciences (Özet Bildiri/Sözlü Sunum)</w:t>
+      </w:r>
+      <w:r>
+        <w:rPr>
+          <w:rFonts w:ascii="Times New Roman" w:cs="Times New Roman" w:eastAsia="Times New Roman" w:hAnsi="Times New Roman"/>
+          <w:b/>
+          <w:bCs/>
+          <w:sz w:val="21"/>
+          <w:szCs w:val="21"/>
+        </w:rPr>
+      </w:r>
+      <w:r>
+        <w:rPr>
+          <w:rFonts w:ascii="Times New Roman" w:cs="Times New Roman" w:eastAsia="Times New Roman" w:hAnsi="Times New Roman"/>
+          <w:sz w:val="21"/>
+          <w:szCs w:val="21"/>
+        </w:rPr>
+      </w:r>
+    </w:p>
+    <w:p>
+      <w:pPr>
+        <w:spacing w:after="80"/>
+      </w:pPr>
+      <w:r>
+        <w:rPr>
+          <w:rFonts w:ascii="Times New Roman" w:cs="Times New Roman" w:eastAsia="Times New Roman" w:hAnsi="Times New Roman"/>
+          <w:sz w:val="21"/>
+          <w:szCs w:val="21"/>
+        </w:rPr>
+        <w:t>8. KURBAN VEFA (2019). Bezbojnik” Gazetesi ve Ateizm Propagandası. 5.Uluslararası Sosyal Bilimler Kongresi, (Özet Bildiri/Sözlü Sunum)</w:t>
+      </w:r>
+      <w:r>
+        <w:rPr>
+          <w:rFonts w:ascii="Times New Roman" w:cs="Times New Roman" w:eastAsia="Times New Roman" w:hAnsi="Times New Roman"/>
+          <w:b/>
+          <w:bCs/>
+          <w:sz w:val="21"/>
+          <w:szCs w:val="21"/>
+        </w:rPr>
+      </w:r>
+      <w:r>
+        <w:rPr>
+          <w:rFonts w:ascii="Times New Roman" w:cs="Times New Roman" w:eastAsia="Times New Roman" w:hAnsi="Times New Roman"/>
+          <w:sz w:val="21"/>
+          <w:szCs w:val="21"/>
+        </w:rPr>
+      </w:r>
+    </w:p>
+    <w:p>
+      <w:pPr>
+        <w:spacing w:after="80"/>
+      </w:pPr>
+      <w:r>
+        <w:rPr>
+          <w:rFonts w:ascii="Times New Roman" w:cs="Times New Roman" w:eastAsia="Times New Roman" w:hAnsi="Times New Roman"/>
+          <w:sz w:val="21"/>
+          <w:szCs w:val="21"/>
+        </w:rPr>
+        <w:t>9. KURBAN VEFA (2017). Arşiv Belgeleri Işığında Stalin’in Türkiye Politikası. I.Uluslararası Sosyal Beşeri ve Eğitim Bilimleri Kongresi (Özet Bildiri/Sözlü Sunum)</w:t>
+      </w:r>
+      <w:r>
+        <w:rPr>
+          <w:rFonts w:ascii="Times New Roman" w:cs="Times New Roman" w:eastAsia="Times New Roman" w:hAnsi="Times New Roman"/>
+          <w:b/>
+          <w:bCs/>
+          <w:sz w:val="21"/>
+          <w:szCs w:val="21"/>
+        </w:rPr>
+      </w:r>
+      <w:r>
+        <w:rPr>
+          <w:rFonts w:ascii="Times New Roman" w:cs="Times New Roman" w:eastAsia="Times New Roman" w:hAnsi="Times New Roman"/>
+          <w:sz w:val="21"/>
+          <w:szCs w:val="21"/>
+        </w:rPr>
+      </w:r>
+    </w:p>
+    <w:p>
+      <w:pPr>
+        <w:spacing w:after="80"/>
+      </w:pPr>
+      <w:r>
+        <w:rPr>
+          <w:rFonts w:ascii="Times New Roman" w:cs="Times New Roman" w:eastAsia="Times New Roman" w:hAnsi="Times New Roman"/>
+          <w:sz w:val="21"/>
+          <w:szCs w:val="21"/>
+        </w:rPr>
+        <w:t>10. KURBAN VEFA (2013). Manas Destanı İpek Yolu Hakkında. Medeniyetler Güzergahı İpekyolu, 55- 70. (Tam Metin Bildiri/Sözlü Sunum)</w:t>
+      </w:r>
+      <w:r>
+        <w:rPr>
+          <w:rFonts w:ascii="Times New Roman" w:cs="Times New Roman" w:eastAsia="Times New Roman" w:hAnsi="Times New Roman"/>
+          <w:b/>
+          <w:bCs/>
+          <w:sz w:val="21"/>
+          <w:szCs w:val="21"/>
+        </w:rPr>
+      </w:r>
+      <w:r>
+        <w:rPr>
+          <w:rFonts w:ascii="Times New Roman" w:cs="Times New Roman" w:eastAsia="Times New Roman" w:hAnsi="Times New Roman"/>
+          <w:sz w:val="21"/>
+          <w:szCs w:val="21"/>
+        </w:rPr>
+      </w:r>
+    </w:p>
+    <w:p>
+      <w:pPr>
+        <w:spacing w:after="80"/>
+      </w:pPr>
+      <w:r>
+        <w:rPr>
+          <w:rFonts w:ascii="Times New Roman" w:cs="Times New Roman" w:eastAsia="Times New Roman" w:hAnsi="Times New Roman"/>
+          <w:sz w:val="21"/>
+          <w:szCs w:val="21"/>
+        </w:rPr>
+        <w:t>11. KURBAN VEFA (2013). One Piece of the Kyrgyz Culture The Epic of Manas. İnterdisciplinary Perspectives on Social Sciences, 179-188. (Tam Metin Bildiri/Sözlü Sunum)</w:t>
+      </w:r>
+      <w:r>
+        <w:rPr>
+          <w:rFonts w:ascii="Times New Roman" w:cs="Times New Roman" w:eastAsia="Times New Roman" w:hAnsi="Times New Roman"/>
+          <w:b/>
+          <w:bCs/>
+          <w:sz w:val="21"/>
+          <w:szCs w:val="21"/>
+        </w:rPr>
+      </w:r>
+      <w:r>
+        <w:rPr>
+          <w:rFonts w:ascii="Times New Roman" w:cs="Times New Roman" w:eastAsia="Times New Roman" w:hAnsi="Times New Roman"/>
+          <w:sz w:val="21"/>
+          <w:szCs w:val="21"/>
+        </w:rPr>
+      </w:r>
+    </w:p>
+    <w:p>
+      <w:pPr>
+        <w:spacing w:after="80"/>
+      </w:pPr>
+      <w:r>
+        <w:rPr>
+          <w:rFonts w:ascii="Times New Roman" w:cs="Times New Roman" w:eastAsia="Times New Roman" w:hAnsi="Times New Roman"/>
+          <w:sz w:val="21"/>
+          <w:szCs w:val="21"/>
+        </w:rPr>
+        <w:t>12. KURBAN VEFA (2013). Azerbaycan da Petrol ve Küresel Güç Olma Mücadelesi Tarihi. 11.Uluslararası Türk Dünyası Sosyal Bilimler Kongresi, 551-560. (Tam Metin Bildiri/Sözlü Sunum)</w:t>
+      </w:r>
+      <w:r>
+        <w:rPr>
+          <w:rFonts w:ascii="Times New Roman" w:cs="Times New Roman" w:eastAsia="Times New Roman" w:hAnsi="Times New Roman"/>
+          <w:b/>
+          <w:bCs/>
+          <w:sz w:val="21"/>
+          <w:szCs w:val="21"/>
+        </w:rPr>
+      </w:r>
+      <w:r>
+        <w:rPr>
+          <w:rFonts w:ascii="Times New Roman" w:cs="Times New Roman" w:eastAsia="Times New Roman" w:hAnsi="Times New Roman"/>
+          <w:sz w:val="21"/>
+          <w:szCs w:val="21"/>
+        </w:rPr>
+      </w:r>
+    </w:p>
+    <w:p>
+      <w:pPr>
+        <w:spacing w:after="80"/>
+      </w:pPr>
+      <w:r>
+        <w:rPr>
+          <w:rFonts w:ascii="Times New Roman" w:cs="Times New Roman" w:eastAsia="Times New Roman" w:hAnsi="Times New Roman"/>
+          <w:sz w:val="21"/>
+          <w:szCs w:val="21"/>
+        </w:rPr>
+        <w:t xml:space="preserve">13. </w:t>
       </w:r>
       <w:r>
         <w:rPr>
@@ -3377,20 +3563,7 @@
           <w:sz w:val="21"/>
           <w:szCs w:val="21"/>
         </w:rPr>
-        <w:t xml:space="preserve"> VEFA,ERGÜN OĞUZHAN (2020). Türkiye ve Rusya İlişkilerinde Paradoksal Sürtünmeler. I.ULUSLARARASI SOVYET SONRASI TÜRKİYE-RUSYA İLİŞKİLERİ SEMPOZYUMU, 111-127. (Tam Metin Bildiri/Sözlü Sunum)</w:t>
-      </w:r>
-    </w:p>
-    <w:p>
-      <w:pPr>
-        <w:spacing w:after="80"/>
-      </w:pPr>
-      <w:r>
-        <w:rPr>
-          <w:rFonts w:ascii="Times New Roman" w:cs="Times New Roman" w:eastAsia="Times New Roman" w:hAnsi="Times New Roman"/>
-          <w:sz w:val="21"/>
-          <w:szCs w:val="21"/>
-        </w:rPr>
-        <w:t xml:space="preserve">4. 4. </w:t>
+        <w:t xml:space="preserve"> VEFA (2013). The Nobel Prize and Connection Between Sweden Russia and Azerbaijan. 1st Annual International Interdisciplinary Conference, AIIC 2013 (Tam Metin Bildiri/Sözlü Sunum) (Yayın No: 1137359) 15. </w:t>
       </w:r>
       <w:r>
         <w:rPr>
@@ -3408,303 +3581,6 @@
           <w:sz w:val="21"/>
           <w:szCs w:val="21"/>
         </w:rPr>
-        <w:t xml:space="preserve"> VEFA,EFE ESMA,AVCI BÜŞRA (2019). TÜRK ve RUS DIŞ POLİTİKALARINDA AVRASYACILIK: KARŞILAŞTIRMALI YAKLAŞIM. İnternational EUROASİA Congress on Scientific Researches and Recent Trends-V (Özet Bildiri/Sözlü Sunum)</w:t>
-      </w:r>
-    </w:p>
-    <w:p>
-      <w:pPr>
-        <w:spacing w:after="80"/>
-      </w:pPr>
-      <w:r>
-        <w:rPr>
-          <w:rFonts w:ascii="Times New Roman" w:cs="Times New Roman" w:eastAsia="Times New Roman" w:hAnsi="Times New Roman"/>
-          <w:sz w:val="21"/>
-          <w:szCs w:val="21"/>
-        </w:rPr>
-        <w:t xml:space="preserve">5. 5. </w:t>
-      </w:r>
-      <w:r>
-        <w:rPr>
-          <w:rFonts w:ascii="Times New Roman" w:cs="Times New Roman" w:eastAsia="Times New Roman" w:hAnsi="Times New Roman"/>
-          <w:b/>
-          <w:bCs/>
-          <w:sz w:val="21"/>
-          <w:szCs w:val="21"/>
-        </w:rPr>
-        <w:t>KURBAN</w:t>
-      </w:r>
-      <w:r>
-        <w:rPr>
-          <w:rFonts w:ascii="Times New Roman" w:cs="Times New Roman" w:eastAsia="Times New Roman" w:hAnsi="Times New Roman"/>
-          <w:sz w:val="21"/>
-          <w:szCs w:val="21"/>
-        </w:rPr>
-        <w:t xml:space="preserve"> VEFA (2019). VLADİMİR JABOTİNSKY: TÜRKLER, OSMANLIDEVLETİ’NDEKİ AZINLIKLAR VE TÜRKÇE. ULUSLARARASI TÜRK KÜLTÜRÜ SEMPOZYUMUDİL – TARİH – COĞRAFYA, 1, 29-36. (Tam Metin Bildiri/Sözlü Sunum)</w:t>
-      </w:r>
-    </w:p>
-    <w:p>
-      <w:pPr>
-        <w:spacing w:after="80"/>
-      </w:pPr>
-      <w:r>
-        <w:rPr>
-          <w:rFonts w:ascii="Times New Roman" w:cs="Times New Roman" w:eastAsia="Times New Roman" w:hAnsi="Times New Roman"/>
-          <w:sz w:val="21"/>
-          <w:szCs w:val="21"/>
-        </w:rPr>
-        <w:t xml:space="preserve">6. 6. </w:t>
-      </w:r>
-      <w:r>
-        <w:rPr>
-          <w:rFonts w:ascii="Times New Roman" w:cs="Times New Roman" w:eastAsia="Times New Roman" w:hAnsi="Times New Roman"/>
-          <w:b/>
-          <w:bCs/>
-          <w:sz w:val="21"/>
-          <w:szCs w:val="21"/>
-        </w:rPr>
-        <w:t>KURBAN</w:t>
-      </w:r>
-      <w:r>
-        <w:rPr>
-          <w:rFonts w:ascii="Times New Roman" w:cs="Times New Roman" w:eastAsia="Times New Roman" w:hAnsi="Times New Roman"/>
-          <w:sz w:val="21"/>
-          <w:szCs w:val="21"/>
-        </w:rPr>
-        <w:t xml:space="preserve"> VEFA (2019). USSR and Turkey, Reflection of The Turkish Military Coup 12 September 1980 in Two Censored Press Comparative Approach. UTRAK, II.Uluslararası Türk-Rus Dünyası Akademik Araştırmalar Kongresi (Özet Bildiri/Sözlü Sunum)</w:t>
-      </w:r>
-    </w:p>
-    <w:p>
-      <w:pPr>
-        <w:spacing w:after="80"/>
-      </w:pPr>
-      <w:r>
-        <w:rPr>
-          <w:rFonts w:ascii="Times New Roman" w:cs="Times New Roman" w:eastAsia="Times New Roman" w:hAnsi="Times New Roman"/>
-          <w:sz w:val="21"/>
-          <w:szCs w:val="21"/>
-        </w:rPr>
-        <w:t xml:space="preserve">7. 7. </w:t>
-      </w:r>
-      <w:r>
-        <w:rPr>
-          <w:rFonts w:ascii="Times New Roman" w:cs="Times New Roman" w:eastAsia="Times New Roman" w:hAnsi="Times New Roman"/>
-          <w:b/>
-          <w:bCs/>
-          <w:sz w:val="21"/>
-          <w:szCs w:val="21"/>
-        </w:rPr>
-        <w:t>KURBAN</w:t>
-      </w:r>
-      <w:r>
-        <w:rPr>
-          <w:rFonts w:ascii="Times New Roman" w:cs="Times New Roman" w:eastAsia="Times New Roman" w:hAnsi="Times New Roman"/>
-          <w:sz w:val="21"/>
-          <w:szCs w:val="21"/>
-        </w:rPr>
-        <w:t xml:space="preserve"> VEFA (2019). Causes of World War I, From the Perspective of the Zionist Leader Vladimir Jabotinsky. İCPEMS, 5TH İnternational Congress on Political Economic and Management Sciences (Özet Bildiri/Sözlü Sunum)</w:t>
-      </w:r>
-    </w:p>
-    <w:p>
-      <w:pPr>
-        <w:spacing w:after="80"/>
-      </w:pPr>
-      <w:r>
-        <w:rPr>
-          <w:rFonts w:ascii="Times New Roman" w:cs="Times New Roman" w:eastAsia="Times New Roman" w:hAnsi="Times New Roman"/>
-          <w:sz w:val="21"/>
-          <w:szCs w:val="21"/>
-        </w:rPr>
-        <w:t xml:space="preserve">8. 8. </w:t>
-      </w:r>
-      <w:r>
-        <w:rPr>
-          <w:rFonts w:ascii="Times New Roman" w:cs="Times New Roman" w:eastAsia="Times New Roman" w:hAnsi="Times New Roman"/>
-          <w:b/>
-          <w:bCs/>
-          <w:sz w:val="21"/>
-          <w:szCs w:val="21"/>
-        </w:rPr>
-        <w:t>KURBAN</w:t>
-      </w:r>
-      <w:r>
-        <w:rPr>
-          <w:rFonts w:ascii="Times New Roman" w:cs="Times New Roman" w:eastAsia="Times New Roman" w:hAnsi="Times New Roman"/>
-          <w:sz w:val="21"/>
-          <w:szCs w:val="21"/>
-        </w:rPr>
-        <w:t xml:space="preserve"> VEFA (2019). Bezbojnik” Gazetesi ve Ateizm Propagandası. 5.Uluslararası Sosyal Bilimler Kongresi, (Özet Bildiri/Sözlü Sunum)</w:t>
-      </w:r>
-    </w:p>
-    <w:p>
-      <w:pPr>
-        <w:spacing w:after="80"/>
-      </w:pPr>
-      <w:r>
-        <w:rPr>
-          <w:rFonts w:ascii="Times New Roman" w:cs="Times New Roman" w:eastAsia="Times New Roman" w:hAnsi="Times New Roman"/>
-          <w:sz w:val="21"/>
-          <w:szCs w:val="21"/>
-        </w:rPr>
-        <w:t xml:space="preserve">9. 10. </w:t>
-      </w:r>
-      <w:r>
-        <w:rPr>
-          <w:rFonts w:ascii="Times New Roman" w:cs="Times New Roman" w:eastAsia="Times New Roman" w:hAnsi="Times New Roman"/>
-          <w:b/>
-          <w:bCs/>
-          <w:sz w:val="21"/>
-          <w:szCs w:val="21"/>
-        </w:rPr>
-        <w:t>KURBAN</w:t>
-      </w:r>
-      <w:r>
-        <w:rPr>
-          <w:rFonts w:ascii="Times New Roman" w:cs="Times New Roman" w:eastAsia="Times New Roman" w:hAnsi="Times New Roman"/>
-          <w:sz w:val="21"/>
-          <w:szCs w:val="21"/>
-        </w:rPr>
-        <w:t xml:space="preserve"> VEFA (2017). Arşiv Belgeleri Işığında Stalin’in Türkiye Politikası. I.Uluslararası Sosyal Beşeri ve Eğitim Bilimleri Kongresi (Özet Bildiri/Sözlü Sunum)</w:t>
-      </w:r>
-    </w:p>
-    <w:p>
-      <w:pPr>
-        <w:spacing w:after="80"/>
-      </w:pPr>
-      <w:r>
-        <w:rPr>
-          <w:rFonts w:ascii="Times New Roman" w:cs="Times New Roman" w:eastAsia="Times New Roman" w:hAnsi="Times New Roman"/>
-          <w:sz w:val="21"/>
-          <w:szCs w:val="21"/>
-        </w:rPr>
-        <w:t xml:space="preserve">10. 11. </w:t>
-      </w:r>
-      <w:r>
-        <w:rPr>
-          <w:rFonts w:ascii="Times New Roman" w:cs="Times New Roman" w:eastAsia="Times New Roman" w:hAnsi="Times New Roman"/>
-          <w:b/>
-          <w:bCs/>
-          <w:sz w:val="21"/>
-          <w:szCs w:val="21"/>
-        </w:rPr>
-        <w:t>KURBAN</w:t>
-      </w:r>
-      <w:r>
-        <w:rPr>
-          <w:rFonts w:ascii="Times New Roman" w:cs="Times New Roman" w:eastAsia="Times New Roman" w:hAnsi="Times New Roman"/>
-          <w:sz w:val="21"/>
-          <w:szCs w:val="21"/>
-        </w:rPr>
-        <w:t xml:space="preserve"> VEFA (2013). Manas Destanı İpek Yolu Hakkında. Medeniyetler Güzergahı İpekyolu, 55- 70. (Tam Metin Bildiri/Sözlü Sunum)</w:t>
-      </w:r>
-    </w:p>
-    <w:p>
-      <w:pPr>
-        <w:spacing w:after="80"/>
-      </w:pPr>
-      <w:r>
-        <w:rPr>
-          <w:rFonts w:ascii="Times New Roman" w:cs="Times New Roman" w:eastAsia="Times New Roman" w:hAnsi="Times New Roman"/>
-          <w:sz w:val="21"/>
-          <w:szCs w:val="21"/>
-        </w:rPr>
-        <w:t xml:space="preserve">11. 12. </w:t>
-      </w:r>
-      <w:r>
-        <w:rPr>
-          <w:rFonts w:ascii="Times New Roman" w:cs="Times New Roman" w:eastAsia="Times New Roman" w:hAnsi="Times New Roman"/>
-          <w:b/>
-          <w:bCs/>
-          <w:sz w:val="21"/>
-          <w:szCs w:val="21"/>
-        </w:rPr>
-        <w:t>KURBAN</w:t>
-      </w:r>
-      <w:r>
-        <w:rPr>
-          <w:rFonts w:ascii="Times New Roman" w:cs="Times New Roman" w:eastAsia="Times New Roman" w:hAnsi="Times New Roman"/>
-          <w:sz w:val="21"/>
-          <w:szCs w:val="21"/>
-        </w:rPr>
-        <w:t xml:space="preserve"> VEFA (2013). One Piece of the Kyrgyz Culture The Epic of Manas. İnterdisciplinary Perspectives on Social Sciences, 179-188. (Tam Metin Bildiri/Sözlü Sunum)</w:t>
-      </w:r>
-    </w:p>
-    <w:p>
-      <w:pPr>
-        <w:spacing w:after="80"/>
-      </w:pPr>
-      <w:r>
-        <w:rPr>
-          <w:rFonts w:ascii="Times New Roman" w:cs="Times New Roman" w:eastAsia="Times New Roman" w:hAnsi="Times New Roman"/>
-          <w:sz w:val="21"/>
-          <w:szCs w:val="21"/>
-        </w:rPr>
-        <w:t xml:space="preserve">12. 13. </w:t>
-      </w:r>
-      <w:r>
-        <w:rPr>
-          <w:rFonts w:ascii="Times New Roman" w:cs="Times New Roman" w:eastAsia="Times New Roman" w:hAnsi="Times New Roman"/>
-          <w:b/>
-          <w:bCs/>
-          <w:sz w:val="21"/>
-          <w:szCs w:val="21"/>
-        </w:rPr>
-        <w:t>KURBAN</w:t>
-      </w:r>
-      <w:r>
-        <w:rPr>
-          <w:rFonts w:ascii="Times New Roman" w:cs="Times New Roman" w:eastAsia="Times New Roman" w:hAnsi="Times New Roman"/>
-          <w:sz w:val="21"/>
-          <w:szCs w:val="21"/>
-        </w:rPr>
-        <w:t xml:space="preserve"> VEFA (2013). Azerbaycan da Petrol ve Küresel Güç Olma Mücadelesi Tarihi. 11.Uluslararası Türk Dünyası Sosyal Bilimler Kongresi, 551-560. (Tam Metin Bildiri/Sözlü Sunum)</w:t>
-      </w:r>
-    </w:p>
-    <w:p>
-      <w:pPr>
-        <w:spacing w:after="80"/>
-      </w:pPr>
-      <w:r>
-        <w:rPr>
-          <w:rFonts w:ascii="Times New Roman" w:cs="Times New Roman" w:eastAsia="Times New Roman" w:hAnsi="Times New Roman"/>
-          <w:sz w:val="21"/>
-          <w:szCs w:val="21"/>
-        </w:rPr>
-        <w:t xml:space="preserve">13. </w:t>
-      </w:r>
-      <w:r>
-        <w:rPr>
-          <w:rFonts w:ascii="Times New Roman" w:cs="Times New Roman" w:eastAsia="Times New Roman" w:hAnsi="Times New Roman"/>
-          <w:b/>
-          <w:bCs/>
-          <w:sz w:val="21"/>
-          <w:szCs w:val="21"/>
-        </w:rPr>
-        <w:t>KURBAN</w:t>
-      </w:r>
-      <w:r>
-        <w:rPr>
-          <w:rFonts w:ascii="Times New Roman" w:cs="Times New Roman" w:eastAsia="Times New Roman" w:hAnsi="Times New Roman"/>
-          <w:sz w:val="21"/>
-          <w:szCs w:val="21"/>
-        </w:rPr>
-        <w:t xml:space="preserve"> VEFA (2013). The Nobel Prize and Connection Between Sweden Russia and Azerbaijan. 1st Annual International Interdisciplinary Conference, AIIC 2013 (Tam Metin Bildiri/Sözlü Sunum) (Yayın No: 1137359) 15. </w:t>
-      </w:r>
-      <w:r>
-        <w:rPr>
-          <w:rFonts w:ascii="Times New Roman" w:cs="Times New Roman" w:eastAsia="Times New Roman" w:hAnsi="Times New Roman"/>
-          <w:b/>
-          <w:bCs/>
-          <w:sz w:val="21"/>
-          <w:szCs w:val="21"/>
-        </w:rPr>
-        <w:t>KURBAN</w:t>
-      </w:r>
-      <w:r>
-        <w:rPr>
-          <w:rFonts w:ascii="Times New Roman" w:cs="Times New Roman" w:eastAsia="Times New Roman" w:hAnsi="Times New Roman"/>
-          <w:sz w:val="21"/>
-          <w:szCs w:val="21"/>
-        </w:rPr>
         <w:t xml:space="preserve"> VEFA (2012). Modern Rus İncelemelerinde Balkan Savaşları. Savaştan Barışa Balkan Savaşları, 285-303. (Tam Metin Bildiri/Sözlü Sunum)</w:t>
       </w:r>
     </w:p>
@@ -3718,74 +3594,68 @@
           <w:sz w:val="21"/>
           <w:szCs w:val="21"/>
         </w:rPr>
-        <w:t xml:space="preserve">14. 16. </w:t>
-      </w:r>
-      <w:r>
-        <w:rPr>
-          <w:rFonts w:ascii="Times New Roman" w:cs="Times New Roman" w:eastAsia="Times New Roman" w:hAnsi="Times New Roman"/>
-          <w:b/>
-          <w:bCs/>
-          <w:sz w:val="21"/>
-          <w:szCs w:val="21"/>
-        </w:rPr>
-        <w:t>Kurban</w:t>
-      </w:r>
-      <w:r>
-        <w:rPr>
-          <w:rFonts w:ascii="Times New Roman" w:cs="Times New Roman" w:eastAsia="Times New Roman" w:hAnsi="Times New Roman"/>
-          <w:sz w:val="21"/>
-          <w:szCs w:val="21"/>
-        </w:rPr>
-        <w:t xml:space="preserve"> </w:t>
-      </w:r>
-      <w:r>
-        <w:rPr>
-          <w:rFonts w:ascii="Times New Roman" w:cs="Times New Roman" w:eastAsia="Times New Roman" w:hAnsi="Times New Roman"/>
-          <w:b/>
-          <w:bCs/>
-          <w:sz w:val="21"/>
-          <w:szCs w:val="21"/>
-        </w:rPr>
-        <w:t>Vefa</w:t>
-      </w:r>
-      <w:r>
-        <w:rPr>
-          <w:rFonts w:ascii="Times New Roman" w:cs="Times New Roman" w:eastAsia="Times New Roman" w:hAnsi="Times New Roman"/>
-          <w:sz w:val="21"/>
-          <w:szCs w:val="21"/>
-        </w:rPr>
-        <w:t>, Kuruoğlu Gülmira (2012). Türk Dünyasında Latin Alfabesine Geçiş Süreci. 10.Uluslararası Türk Dünyası Sosyal Bilimler Kongresi (Tam Metin Bildiri/)</w:t>
-      </w:r>
-    </w:p>
-    <w:p>
-      <w:pPr>
-        <w:spacing w:after="80"/>
-      </w:pPr>
-      <w:r>
-        <w:rPr>
-          <w:rFonts w:ascii="Times New Roman" w:cs="Times New Roman" w:eastAsia="Times New Roman" w:hAnsi="Times New Roman"/>
-          <w:sz w:val="21"/>
-          <w:szCs w:val="21"/>
-        </w:rPr>
-        <w:t xml:space="preserve">15. 17. </w:t>
-      </w:r>
-      <w:r>
-        <w:rPr>
-          <w:rFonts w:ascii="Times New Roman" w:cs="Times New Roman" w:eastAsia="Times New Roman" w:hAnsi="Times New Roman"/>
-          <w:b/>
-          <w:bCs/>
-          <w:sz w:val="21"/>
-          <w:szCs w:val="21"/>
-        </w:rPr>
-        <w:t>KURBAN</w:t>
-      </w:r>
-      <w:r>
-        <w:rPr>
-          <w:rFonts w:ascii="Times New Roman" w:cs="Times New Roman" w:eastAsia="Times New Roman" w:hAnsi="Times New Roman"/>
-          <w:sz w:val="21"/>
-          <w:szCs w:val="21"/>
-        </w:rPr>
-        <w:t xml:space="preserve"> VEFA (2005). Azerbaycan Şehirlerinin Dünü ve Bugününden Kısa Notlar. Azerbaycan Genç Bilim Adamları I. Sempozyumu Bildirileri, 321-329. (Tam Metin Bildiri/Sözlü Sunum)</w:t>
+        <w:t>14. Kurban Vefa, Kuruoğlu Gülmira (2012). Türk Dünyasında Latin Alfabesine Geçiş Süreci. 10.Uluslararası Türk Dünyası Sosyal Bilimler Kongresi (Tam Metin Bildiri/)</w:t>
+      </w:r>
+      <w:r>
+        <w:rPr>
+          <w:rFonts w:ascii="Times New Roman" w:cs="Times New Roman" w:eastAsia="Times New Roman" w:hAnsi="Times New Roman"/>
+          <w:b/>
+          <w:bCs/>
+          <w:sz w:val="21"/>
+          <w:szCs w:val="21"/>
+        </w:rPr>
+      </w:r>
+      <w:r>
+        <w:rPr>
+          <w:rFonts w:ascii="Times New Roman" w:cs="Times New Roman" w:eastAsia="Times New Roman" w:hAnsi="Times New Roman"/>
+          <w:sz w:val="21"/>
+          <w:szCs w:val="21"/>
+        </w:rPr>
+      </w:r>
+      <w:r>
+        <w:rPr>
+          <w:rFonts w:ascii="Times New Roman" w:cs="Times New Roman" w:eastAsia="Times New Roman" w:hAnsi="Times New Roman"/>
+          <w:b/>
+          <w:bCs/>
+          <w:sz w:val="21"/>
+          <w:szCs w:val="21"/>
+        </w:rPr>
+      </w:r>
+      <w:r>
+        <w:rPr>
+          <w:rFonts w:ascii="Times New Roman" w:cs="Times New Roman" w:eastAsia="Times New Roman" w:hAnsi="Times New Roman"/>
+          <w:sz w:val="21"/>
+          <w:szCs w:val="21"/>
+        </w:rPr>
+      </w:r>
+    </w:p>
+    <w:p>
+      <w:pPr>
+        <w:spacing w:after="80"/>
+      </w:pPr>
+      <w:r>
+        <w:rPr>
+          <w:rFonts w:ascii="Times New Roman" w:cs="Times New Roman" w:eastAsia="Times New Roman" w:hAnsi="Times New Roman"/>
+          <w:sz w:val="21"/>
+          <w:szCs w:val="21"/>
+        </w:rPr>
+        <w:t>15. KURBAN VEFA (2005). Azerbaycan Şehirlerinin Dünü ve Bugününden Kısa Notlar. Azerbaycan Genç Bilim Adamları I. Sempozyumu Bildirileri, 321-329. (Tam Metin Bildiri/Sözlü Sunum)</w:t>
+      </w:r>
+      <w:r>
+        <w:rPr>
+          <w:rFonts w:ascii="Times New Roman" w:cs="Times New Roman" w:eastAsia="Times New Roman" w:hAnsi="Times New Roman"/>
+          <w:b/>
+          <w:bCs/>
+          <w:sz w:val="21"/>
+          <w:szCs w:val="21"/>
+        </w:rPr>
+      </w:r>
+      <w:r>
+        <w:rPr>
+          <w:rFonts w:ascii="Times New Roman" w:cs="Times New Roman" w:eastAsia="Times New Roman" w:hAnsi="Times New Roman"/>
+          <w:sz w:val="21"/>
+          <w:szCs w:val="21"/>
+        </w:rPr>
       </w:r>
     </w:p>
     <w:p>
